--- a/Personas/2025163132_GonçaloEstrelado/Persona Sanguineo Gonçalo.docx
+++ b/Personas/2025163132_GonçaloEstrelado/Persona Sanguineo Gonçalo.docx
@@ -1,53 +1,50 @@
 
 <file path=word/document.xml><?xml version="1.0" encoding="utf-8"?>
-<w:document xmlns:wpc="http://schemas.microsoft.com/office/word/2010/wordprocessingCanvas" xmlns:mc="http://schemas.openxmlformats.org/markup-compatibility/2006" xmlns:o="urn:schemas-microsoft-com:office:office" xmlns:r="http://schemas.openxmlformats.org/officeDocument/2006/relationships" xmlns:m="http://schemas.openxmlformats.org/officeDocument/2006/math" xmlns:v="urn:schemas-microsoft-com:vml" xmlns:wp14="http://schemas.microsoft.com/office/word/2010/wordprocessingDrawing" xmlns:wp="http://schemas.openxmlformats.org/drawingml/2006/wordprocessingDrawing" xmlns:w10="urn:schemas-microsoft-com:office:word" xmlns:w="http://schemas.openxmlformats.org/wordprocessingml/2006/main" xmlns:w14="http://schemas.microsoft.com/office/word/2010/wordml" xmlns:w15="http://schemas.microsoft.com/office/word/2012/wordml" xmlns:wpg="http://schemas.microsoft.com/office/word/2010/wordprocessingGroup" xmlns:wpi="http://schemas.microsoft.com/office/word/2010/wordprocessingInk" xmlns:wne="http://schemas.microsoft.com/office/word/2006/wordml" xmlns:wps="http://schemas.microsoft.com/office/word/2010/wordprocessingShape" xmlns:w16se="http://schemas.microsoft.com/office/word/2015/wordml/symex" xmlns:w16cid="http://schemas.microsoft.com/office/word/2016/wordml/cid" xmlns:w16="http://schemas.microsoft.com/office/word/2018/wordml" xmlns:w16cex="http://schemas.microsoft.com/office/word/2018/wordml/cex" xmlns:w16sdtdh="http://schemas.microsoft.com/office/word/2020/wordml/sdtdatahash" xmlns:w16sdtfl="http://schemas.microsoft.com/office/word/2024/wordml/sdtformatlock" xmlns:a="http://schemas.openxmlformats.org/drawingml/2006/main" xmlns:pic="http://schemas.openxmlformats.org/drawingml/2006/picture" xmlns:a14="http://schemas.microsoft.com/office/drawing/2010/main" mc:Ignorable="w14 w15 wp14 w16se w16cid w16 w16cex w16sdtdh w16sdtfl">
+<w:document xmlns:wpc="http://schemas.microsoft.com/office/word/2010/wordprocessingCanvas" xmlns:cx="http://schemas.microsoft.com/office/drawing/2014/chartex" xmlns:cx1="http://schemas.microsoft.com/office/drawing/2015/9/8/chartex" xmlns:cx2="http://schemas.microsoft.com/office/drawing/2015/10/21/chartex" xmlns:cx3="http://schemas.microsoft.com/office/drawing/2016/5/9/chartex" xmlns:cx4="http://schemas.microsoft.com/office/drawing/2016/5/10/chartex" xmlns:cx5="http://schemas.microsoft.com/office/drawing/2016/5/11/chartex" xmlns:cx6="http://schemas.microsoft.com/office/drawing/2016/5/12/chartex" xmlns:cx7="http://schemas.microsoft.com/office/drawing/2016/5/13/chartex" xmlns:cx8="http://schemas.microsoft.com/office/drawing/2016/5/14/chartex" xmlns:mc="http://schemas.openxmlformats.org/markup-compatibility/2006" xmlns:aink="http://schemas.microsoft.com/office/drawing/2016/ink" xmlns:am3d="http://schemas.microsoft.com/office/drawing/2017/model3d" xmlns:o="urn:schemas-microsoft-com:office:office" xmlns:oel="http://schemas.microsoft.com/office/2019/extlst" xmlns:r="http://schemas.openxmlformats.org/officeDocument/2006/relationships" xmlns:m="http://schemas.openxmlformats.org/officeDocument/2006/math" xmlns:v="urn:schemas-microsoft-com:vml" xmlns:wp14="http://schemas.microsoft.com/office/word/2010/wordprocessingDrawing" xmlns:wp="http://schemas.openxmlformats.org/drawingml/2006/wordprocessingDrawing" xmlns:w10="urn:schemas-microsoft-com:office:word" xmlns:w="http://schemas.openxmlformats.org/wordprocessingml/2006/main" xmlns:w14="http://schemas.microsoft.com/office/word/2010/wordml" xmlns:w15="http://schemas.microsoft.com/office/word/2012/wordml" xmlns:w16cex="http://schemas.microsoft.com/office/word/2018/wordml/cex" xmlns:w16cid="http://schemas.microsoft.com/office/word/2016/wordml/cid" xmlns:w16="http://schemas.microsoft.com/office/word/2018/wordml" xmlns:w16du="http://schemas.microsoft.com/office/word/2023/wordml/word16du" xmlns:w16sdtdh="http://schemas.microsoft.com/office/word/2020/wordml/sdtdatahash" xmlns:w16sdtfl="http://schemas.microsoft.com/office/word/2024/wordml/sdtformatlock" xmlns:w16se="http://schemas.microsoft.com/office/word/2015/wordml/symex" xmlns:wpg="http://schemas.microsoft.com/office/word/2010/wordprocessingGroup" xmlns:wpi="http://schemas.microsoft.com/office/word/2010/wordprocessingInk" xmlns:wne="http://schemas.microsoft.com/office/word/2006/wordml" xmlns:wps="http://schemas.microsoft.com/office/word/2010/wordprocessingShape" mc:Ignorable="w14 w15 w16se w16cid w16 w16cex w16sdtdh w16sdtfl w16du wp14">
   <w:body>
-    <w:p xmlns:wp14="http://schemas.microsoft.com/office/word/2010/wordml" wp14:paraId="658237D4" wp14:textId="630B45D4">
-      <w:pPr>
-        <w:pStyle w:val="Normal"/>
-        <w:keepNext w:val="1"/>
-        <w:keepLines w:val="1"/>
+    <w:p>
+      <w:pPr>
+        <w:keepNext/>
+        <w:keepLines/>
         <w:rPr>
-          <w:noProof w:val="0"/>
           <w:sz w:val="56"/>
           <w:szCs w:val="56"/>
-          <w:lang w:val="pt-PT"/>
         </w:rPr>
       </w:pPr>
       <w:r>
         <w:rPr>
-          <w:noProof w:val="0"/>
           <w:sz w:val="52"/>
           <w:szCs w:val="52"/>
-          <w:lang w:val="pt-PT"/>
         </w:rPr>
         <w:t>Sanguíneo</w:t>
       </w:r>
     </w:p>
-    <w:p xmlns:wp14="http://schemas.microsoft.com/office/word/2010/wordml" wp14:paraId="2859FB8E" wp14:textId="740F73CA">
-      <w:pPr>
-        <w:pStyle w:val="Normal"/>
-        <w:keepNext w:val="1"/>
-        <w:keepLines w:val="1"/>
-      </w:pPr>
-      <w:r>
+    <w:p>
+      <w:pPr>
+        <w:keepNext/>
+        <w:keepLines/>
+      </w:pPr>
+      <w:r>
+        <w:rPr>
+          <w:noProof/>
+        </w:rPr>
         <w:drawing>
-          <wp:inline xmlns:wp14="http://schemas.microsoft.com/office/word/2010/wordprocessingDrawing" wp14:editId="124AFE44" wp14:anchorId="376AFDC9">
+          <wp:inline distT="0" distB="0" distL="0" distR="0" wp14:anchorId="376AFDC9" wp14:editId="124AFE44">
             <wp:extent cx="5724525" cy="3124200"/>
             <wp:effectExtent l="0" t="0" r="0" b="0"/>
             <wp:docPr id="159514625" name="drawing"/>
             <wp:cNvGraphicFramePr>
-              <a:graphicFrameLocks noChangeAspect="1"/>
+              <a:graphicFrameLocks xmlns:a="http://schemas.openxmlformats.org/drawingml/2006/main" noChangeAspect="1"/>
             </wp:cNvGraphicFramePr>
-            <a:graphic>
-              <a:graphicData xmlns:a="http://schemas.openxmlformats.org/drawingml/2006/main" uri="http://schemas.openxmlformats.org/drawingml/2006/picture">
+            <a:graphic xmlns:a="http://schemas.openxmlformats.org/drawingml/2006/main">
+              <a:graphicData uri="http://schemas.openxmlformats.org/drawingml/2006/picture">
                 <pic:pic xmlns:pic="http://schemas.openxmlformats.org/drawingml/2006/picture">
                   <pic:nvPicPr>
                     <pic:cNvPr id="159514625" name="Picture 159514625"/>
                     <pic:cNvPicPr/>
                   </pic:nvPicPr>
                   <pic:blipFill>
-                    <a:blip xmlns:r="http://schemas.openxmlformats.org/officeDocument/2006/relationships" r:embed="rId2098034211">
+                    <a:blip r:embed="rId7">
                       <a:extLst>
                         <a:ext uri="{28A0092B-C50C-407E-A947-70E740481C1C}">
                           <a14:useLocalDpi xmlns:a14="http://schemas.microsoft.com/office/drawing/2010/main"/>
@@ -74,650 +71,272 @@
         </w:drawing>
       </w:r>
     </w:p>
-    <w:p xmlns:wp14="http://schemas.microsoft.com/office/word/2010/wordml" wp14:paraId="034DFABD" wp14:textId="1FF4F62A">
+    <w:p>
       <w:pPr>
         <w:pStyle w:val="Heading2"/>
-        <w:keepNext w:val="1"/>
-        <w:keepLines w:val="1"/>
-        <w:rPr>
-          <w:rFonts w:ascii="Aptos Display" w:hAnsi="Aptos Display" w:eastAsia="Aptos Display" w:cs="Aptos Display"/>
-          <w:b w:val="0"/>
-          <w:bCs w:val="0"/>
-          <w:i w:val="0"/>
-          <w:iCs w:val="0"/>
-          <w:caps w:val="0"/>
-          <w:smallCaps w:val="0"/>
-          <w:noProof w:val="0"/>
-          <w:color w:val="0F4761" w:themeColor="accent1" w:themeTint="FF" w:themeShade="BF"/>
-          <w:sz w:val="32"/>
-          <w:szCs w:val="32"/>
-          <w:lang w:val="pt-PT"/>
-        </w:rPr>
-      </w:pPr>
-      <w:r>
-        <w:rPr>
-          <w:noProof w:val="0"/>
-          <w:lang w:val="pt-PT"/>
-        </w:rPr>
-        <w:t xml:space="preserve">Principais </w:t>
-      </w:r>
-      <w:r>
-        <w:rPr>
-          <w:noProof w:val="0"/>
-          <w:lang w:val="pt-PT"/>
-        </w:rPr>
-        <w:t>metas:</w:t>
-      </w:r>
-    </w:p>
-    <w:p xmlns:wp14="http://schemas.microsoft.com/office/word/2010/wordml" wp14:paraId="5EB2C5E5" wp14:textId="3D4C9D1B">
-      <w:pPr>
-        <w:pStyle w:val="ListParagraph"/>
+      </w:pPr>
+      <w:r>
+        <w:t>Principais metas:</w:t>
+      </w:r>
+    </w:p>
+    <w:p>
+      <w:pPr>
         <w:numPr>
           <w:ilvl w:val="0"/>
-          <w:numId w:val="2"/>
+          <w:numId w:val="3"/>
         </w:numPr>
-        <w:spacing w:before="240" w:beforeAutospacing="off" w:after="240" w:afterAutospacing="off"/>
-        <w:rPr>
-          <w:rFonts w:ascii="Aptos" w:hAnsi="Aptos" w:eastAsia="Aptos" w:cs="Aptos"/>
-          <w:noProof w:val="0"/>
-          <w:sz w:val="24"/>
-          <w:szCs w:val="24"/>
-          <w:lang w:val="pt-PT"/>
-        </w:rPr>
-      </w:pPr>
-      <w:r>
-        <w:rPr>
-          <w:rFonts w:ascii="Aptos" w:hAnsi="Aptos" w:eastAsia="Aptos" w:cs="Aptos"/>
-          <w:noProof w:val="0"/>
-          <w:sz w:val="24"/>
-          <w:szCs w:val="24"/>
-          <w:lang w:val="pt-PT"/>
-        </w:rPr>
-        <w:t>Quer sentir uma faísca emocional ao ver as fotos e vídeos.</w:t>
-      </w:r>
-    </w:p>
-    <w:p xmlns:wp14="http://schemas.microsoft.com/office/word/2010/wordml" wp14:paraId="5303E094" wp14:textId="62BF6624">
-      <w:pPr>
-        <w:pStyle w:val="ListParagraph"/>
+      </w:pPr>
+      <w:r>
+        <w:t>Quer sentir alegria e entusiasmo instantâneo ao navegar; o aspeto visual deve ser vibrante.</w:t>
+      </w:r>
+    </w:p>
+    <w:p>
+      <w:pPr>
         <w:numPr>
           <w:ilvl w:val="0"/>
-          <w:numId w:val="2"/>
+          <w:numId w:val="3"/>
         </w:numPr>
-        <w:spacing w:before="240" w:beforeAutospacing="off" w:after="240" w:afterAutospacing="off"/>
-        <w:rPr>
-          <w:rFonts w:ascii="Aptos" w:hAnsi="Aptos" w:eastAsia="Aptos" w:cs="Aptos"/>
-          <w:noProof w:val="0"/>
-          <w:sz w:val="24"/>
-          <w:szCs w:val="24"/>
-          <w:lang w:val="pt-PT"/>
-        </w:rPr>
-      </w:pPr>
-      <w:r>
-        <w:rPr>
-          <w:rFonts w:ascii="Aptos" w:hAnsi="Aptos" w:eastAsia="Aptos" w:cs="Aptos"/>
-          <w:noProof w:val="0"/>
-          <w:sz w:val="24"/>
-          <w:szCs w:val="24"/>
-          <w:lang w:val="pt-PT"/>
-        </w:rPr>
-        <w:t>Embora entusiasta, ela teme errar na compatibilidade.</w:t>
-      </w:r>
-    </w:p>
-    <w:p xmlns:wp14="http://schemas.microsoft.com/office/word/2010/wordml" wp14:paraId="63FE2862" wp14:textId="5815D9BD">
-      <w:pPr>
-        <w:pStyle w:val="ListParagraph"/>
+      </w:pPr>
+      <w:r>
+        <w:t>Quer mostrar as suas descobertas aos amigos e sentir que faz parte de uma comunidade.</w:t>
+      </w:r>
+    </w:p>
+    <w:p>
+      <w:pPr>
         <w:numPr>
           <w:ilvl w:val="0"/>
-          <w:numId w:val="2"/>
+          <w:numId w:val="3"/>
         </w:numPr>
-        <w:spacing w:before="240" w:beforeAutospacing="off" w:after="240" w:afterAutospacing="off"/>
-        <w:rPr>
-          <w:rFonts w:ascii="Aptos" w:hAnsi="Aptos" w:eastAsia="Aptos" w:cs="Aptos"/>
-          <w:noProof w:val="0"/>
-          <w:sz w:val="24"/>
-          <w:szCs w:val="24"/>
-          <w:lang w:val="pt-PT"/>
-        </w:rPr>
-      </w:pPr>
-      <w:r>
-        <w:rPr>
-          <w:rFonts w:ascii="Aptos" w:hAnsi="Aptos" w:eastAsia="Aptos" w:cs="Aptos"/>
-          <w:noProof w:val="0"/>
-          <w:sz w:val="24"/>
-          <w:szCs w:val="24"/>
-          <w:lang w:val="pt-PT"/>
-        </w:rPr>
-        <w:t>Quer saber o historial de saúde e comportamento para não ter "surpresas" negativas.</w:t>
-      </w:r>
-    </w:p>
-    <w:p xmlns:wp14="http://schemas.microsoft.com/office/word/2010/wordml" wp14:paraId="4E5BA516" wp14:textId="23EE8D33">
+      </w:pPr>
+      <w:r>
+        <w:t>Procura opções que pareçam divertidas e que tragam experiências novas para a sua rotina social.</w:t>
+      </w:r>
+    </w:p>
+    <w:p>
       <w:pPr>
         <w:pStyle w:val="Heading2"/>
-        <w:keepNext w:val="1"/>
-        <w:keepLines w:val="1"/>
-        <w:spacing w:before="160" w:after="80" w:line="276" w:lineRule="auto"/>
-        <w:rPr>
-          <w:rFonts w:ascii="Aptos Display" w:hAnsi="Aptos Display" w:eastAsia="Aptos Display" w:cs="Aptos Display"/>
-          <w:b w:val="0"/>
-          <w:bCs w:val="0"/>
-          <w:i w:val="0"/>
-          <w:iCs w:val="0"/>
-          <w:caps w:val="0"/>
-          <w:smallCaps w:val="0"/>
-          <w:noProof w:val="0"/>
-          <w:color w:val="0F4761" w:themeColor="accent1" w:themeTint="FF" w:themeShade="BF"/>
-          <w:sz w:val="32"/>
-          <w:szCs w:val="32"/>
-          <w:lang w:val="pt-PT"/>
-        </w:rPr>
-      </w:pPr>
-      <w:r>
-        <w:rPr>
-          <w:rFonts w:ascii="Aptos Display" w:hAnsi="Aptos Display" w:eastAsia="Aptos Display" w:cs="Aptos Display"/>
-          <w:b w:val="0"/>
-          <w:bCs w:val="0"/>
-          <w:i w:val="0"/>
-          <w:iCs w:val="0"/>
-          <w:caps w:val="0"/>
-          <w:smallCaps w:val="0"/>
-          <w:noProof w:val="0"/>
-          <w:color w:val="0F4761" w:themeColor="accent1" w:themeTint="FF" w:themeShade="BF"/>
-          <w:sz w:val="32"/>
-          <w:szCs w:val="32"/>
-          <w:lang w:val="pt-PT"/>
-        </w:rPr>
+      </w:pPr>
+      <w:r>
         <w:t>Comportamento:</w:t>
       </w:r>
     </w:p>
-    <w:p xmlns:wp14="http://schemas.microsoft.com/office/word/2010/wordml" wp14:paraId="364591C1" wp14:textId="71A7F539">
-      <w:pPr>
-        <w:pStyle w:val="ListParagraph"/>
+    <w:p>
+      <w:pPr>
         <w:numPr>
           <w:ilvl w:val="0"/>
-          <w:numId w:val="2"/>
+          <w:numId w:val="4"/>
         </w:numPr>
-        <w:spacing w:before="240" w:beforeAutospacing="off" w:after="240" w:afterAutospacing="off"/>
-        <w:rPr>
-          <w:rFonts w:ascii="Aptos" w:hAnsi="Aptos" w:eastAsia="Aptos" w:cs="Aptos"/>
-          <w:noProof w:val="0"/>
-          <w:sz w:val="24"/>
-          <w:szCs w:val="24"/>
-          <w:lang w:val="pt-PT"/>
-        </w:rPr>
-      </w:pPr>
-      <w:r>
-        <w:rPr>
-          <w:rFonts w:ascii="Aptos" w:hAnsi="Aptos" w:eastAsia="Aptos" w:cs="Aptos"/>
-          <w:noProof w:val="0"/>
-          <w:sz w:val="24"/>
-          <w:szCs w:val="24"/>
-          <w:lang w:val="pt-PT"/>
-        </w:rPr>
-        <w:t>Vai abrir várias abas de animais para comparar quem é mais sociável ou brincalhão.</w:t>
-      </w:r>
-    </w:p>
-    <w:p xmlns:wp14="http://schemas.microsoft.com/office/word/2010/wordml" wp14:paraId="5B9A115F" wp14:textId="4DB3F175">
-      <w:pPr>
-        <w:pStyle w:val="ListParagraph"/>
+      </w:pPr>
+      <w:r>
+        <w:t>Tende a clicar em elementos coloridos e em vídeos curtos antes mesmo de ler os textos longos.</w:t>
+      </w:r>
+    </w:p>
+    <w:p>
+      <w:pPr>
         <w:numPr>
           <w:ilvl w:val="0"/>
-          <w:numId w:val="2"/>
+          <w:numId w:val="4"/>
         </w:numPr>
-        <w:spacing w:before="240" w:beforeAutospacing="off" w:after="240" w:afterAutospacing="off"/>
-        <w:rPr>
-          <w:rFonts w:ascii="Aptos" w:hAnsi="Aptos" w:eastAsia="Aptos" w:cs="Aptos"/>
-          <w:noProof w:val="0"/>
-          <w:sz w:val="24"/>
-          <w:szCs w:val="24"/>
-          <w:lang w:val="pt-PT"/>
-        </w:rPr>
-      </w:pPr>
-      <w:r>
-        <w:rPr>
-          <w:rFonts w:ascii="Aptos" w:hAnsi="Aptos" w:eastAsia="Aptos" w:cs="Aptos"/>
-          <w:noProof w:val="0"/>
-          <w:sz w:val="24"/>
-          <w:szCs w:val="24"/>
-          <w:lang w:val="pt-PT"/>
-        </w:rPr>
-        <w:t>Lê as descrições de uma ponta à outra para imaginar o dia-a-dia com o animal.</w:t>
-      </w:r>
-    </w:p>
-    <w:p xmlns:wp14="http://schemas.microsoft.com/office/word/2010/wordml" wp14:paraId="110A9664" wp14:textId="3A3FED91">
-      <w:pPr>
-        <w:pStyle w:val="ListParagraph"/>
+      </w:pPr>
+      <w:r>
+        <w:t>Valoriza mais o testemunho de uma adoção feliz (o final feliz) do que os detalhes técnicos de manutenção.</w:t>
+      </w:r>
+    </w:p>
+    <w:p>
+      <w:pPr>
         <w:numPr>
           <w:ilvl w:val="0"/>
-          <w:numId w:val="2"/>
+          <w:numId w:val="4"/>
         </w:numPr>
-        <w:spacing w:before="240" w:beforeAutospacing="off" w:after="240" w:afterAutospacing="off"/>
-        <w:rPr>
-          <w:rFonts w:ascii="Aptos" w:hAnsi="Aptos" w:eastAsia="Aptos" w:cs="Aptos"/>
-          <w:noProof w:val="0"/>
-          <w:sz w:val="24"/>
-          <w:szCs w:val="24"/>
-          <w:lang w:val="pt-PT"/>
-        </w:rPr>
-      </w:pPr>
-      <w:r>
-        <w:rPr>
-          <w:rFonts w:ascii="Aptos" w:hAnsi="Aptos" w:eastAsia="Aptos" w:cs="Aptos"/>
-          <w:noProof w:val="0"/>
-          <w:sz w:val="24"/>
-          <w:szCs w:val="24"/>
-          <w:lang w:val="pt-PT"/>
-        </w:rPr>
-        <w:t>Analisa desde o custo de manutenção até ao nível de energia do animal.</w:t>
-      </w:r>
-    </w:p>
-    <w:p xmlns:wp14="http://schemas.microsoft.com/office/word/2010/wordml" wp14:paraId="22723ADC" wp14:textId="6BA4859B">
+      </w:pPr>
+      <w:r>
+        <w:t>Procura botões de partilha rápida e secções de comentários ou histórias de sucesso.</w:t>
+      </w:r>
+    </w:p>
+    <w:p>
       <w:pPr>
         <w:pStyle w:val="Heading2"/>
-        <w:keepNext w:val="1"/>
-        <w:keepLines w:val="1"/>
-        <w:spacing w:before="160" w:after="80" w:line="276" w:lineRule="auto"/>
-        <w:rPr>
-          <w:rFonts w:ascii="Aptos Display" w:hAnsi="Aptos Display" w:eastAsia="Aptos Display" w:cs="Aptos Display"/>
-          <w:b w:val="0"/>
-          <w:bCs w:val="0"/>
-          <w:i w:val="0"/>
-          <w:iCs w:val="0"/>
-          <w:caps w:val="0"/>
-          <w:smallCaps w:val="0"/>
-          <w:noProof w:val="0"/>
-          <w:color w:val="0F4761" w:themeColor="accent1" w:themeTint="FF" w:themeShade="BF"/>
-          <w:sz w:val="32"/>
-          <w:szCs w:val="32"/>
-          <w:lang w:val="pt-PT"/>
-        </w:rPr>
-      </w:pPr>
-      <w:r>
-        <w:rPr>
-          <w:rFonts w:ascii="Aptos Display" w:hAnsi="Aptos Display" w:eastAsia="Aptos Display" w:cs="Aptos Display"/>
-          <w:b w:val="0"/>
-          <w:bCs w:val="0"/>
-          <w:i w:val="0"/>
-          <w:iCs w:val="0"/>
-          <w:caps w:val="0"/>
-          <w:smallCaps w:val="0"/>
-          <w:noProof w:val="0"/>
-          <w:color w:val="0F4761" w:themeColor="accent1" w:themeTint="FF" w:themeShade="BF"/>
-          <w:sz w:val="32"/>
-          <w:szCs w:val="32"/>
-          <w:lang w:val="pt-PT"/>
-        </w:rPr>
-        <w:t>Devemos fazer:</w:t>
-      </w:r>
-    </w:p>
-    <w:p xmlns:wp14="http://schemas.microsoft.com/office/word/2010/wordml" wp14:paraId="730349F2" wp14:textId="48F88BE2">
-      <w:pPr>
-        <w:pStyle w:val="ListParagraph"/>
+      </w:pPr>
+      <w:proofErr w:type="spellStart"/>
+      <w:r>
+        <w:t>Devemos</w:t>
+      </w:r>
+      <w:proofErr w:type="spellEnd"/>
+      <w:r>
+        <w:t xml:space="preserve"> </w:t>
+      </w:r>
+      <w:proofErr w:type="spellStart"/>
+      <w:r>
+        <w:t>fazer</w:t>
+      </w:r>
+      <w:proofErr w:type="spellEnd"/>
+      <w:r>
+        <w:t>:</w:t>
+      </w:r>
+    </w:p>
+    <w:p>
+      <w:pPr>
         <w:numPr>
           <w:ilvl w:val="0"/>
-          <w:numId w:val="2"/>
+          <w:numId w:val="5"/>
         </w:numPr>
-        <w:spacing w:before="240" w:beforeAutospacing="off" w:after="240" w:afterAutospacing="off"/>
-        <w:rPr>
-          <w:rFonts w:ascii="Aptos" w:hAnsi="Aptos" w:eastAsia="Aptos" w:cs="Aptos"/>
-          <w:noProof w:val="0"/>
-          <w:sz w:val="24"/>
-          <w:szCs w:val="24"/>
-          <w:lang w:val="pt-PT"/>
-        </w:rPr>
-      </w:pPr>
-      <w:r>
-        <w:rPr>
-          <w:rFonts w:ascii="Aptos" w:hAnsi="Aptos" w:eastAsia="Aptos" w:cs="Aptos"/>
-          <w:b w:val="0"/>
-          <w:bCs w:val="0"/>
-          <w:noProof w:val="0"/>
-          <w:sz w:val="24"/>
-          <w:szCs w:val="24"/>
-          <w:lang w:val="pt-PT"/>
-        </w:rPr>
-        <w:t>Fichas Detalhadas a e</w:t>
-      </w:r>
-      <w:r>
-        <w:rPr>
-          <w:rFonts w:ascii="Aptos" w:hAnsi="Aptos" w:eastAsia="Aptos" w:cs="Aptos"/>
-          <w:noProof w:val="0"/>
-          <w:sz w:val="24"/>
-          <w:szCs w:val="24"/>
-          <w:lang w:val="pt-PT"/>
-        </w:rPr>
-        <w:t>xibir ícones claros de temperamento (</w:t>
-      </w:r>
-      <w:r>
-        <w:rPr>
-          <w:rFonts w:ascii="Aptos" w:hAnsi="Aptos" w:eastAsia="Aptos" w:cs="Aptos"/>
-          <w:noProof w:val="0"/>
-          <w:sz w:val="24"/>
-          <w:szCs w:val="24"/>
-          <w:lang w:val="pt-PT"/>
-        </w:rPr>
-        <w:t>ex</w:t>
-      </w:r>
-      <w:r>
-        <w:rPr>
-          <w:rFonts w:ascii="Aptos" w:hAnsi="Aptos" w:eastAsia="Aptos" w:cs="Aptos"/>
-          <w:noProof w:val="0"/>
-          <w:sz w:val="24"/>
-          <w:szCs w:val="24"/>
-          <w:lang w:val="pt-PT"/>
-        </w:rPr>
-        <w:t>: "Sociável", "Energético", "Dócil").</w:t>
-      </w:r>
-    </w:p>
-    <w:p xmlns:wp14="http://schemas.microsoft.com/office/word/2010/wordml" wp14:paraId="01DC8699" wp14:textId="560A649D">
-      <w:pPr>
-        <w:pStyle w:val="ListParagraph"/>
+      </w:pPr>
+      <w:r>
+        <w:t>Usar cores vibrantes (amarelos, laranjas, azuis vivos), vídeos curtos que mostrem a energia do animal e muitas fotos de interação.</w:t>
+      </w:r>
+    </w:p>
+    <w:p>
+      <w:pPr>
         <w:numPr>
           <w:ilvl w:val="0"/>
-          <w:numId w:val="2"/>
+          <w:numId w:val="5"/>
         </w:numPr>
-        <w:spacing w:before="240" w:beforeAutospacing="off" w:after="240" w:afterAutospacing="off"/>
-        <w:rPr>
-          <w:rFonts w:ascii="Aptos" w:hAnsi="Aptos" w:eastAsia="Aptos" w:cs="Aptos"/>
-          <w:noProof w:val="0"/>
-          <w:sz w:val="24"/>
-          <w:szCs w:val="24"/>
-          <w:lang w:val="pt-PT"/>
-        </w:rPr>
-      </w:pPr>
-      <w:r>
-        <w:rPr>
-          <w:rFonts w:ascii="Aptos" w:hAnsi="Aptos" w:eastAsia="Aptos" w:cs="Aptos"/>
-          <w:b w:val="0"/>
-          <w:bCs w:val="0"/>
-          <w:noProof w:val="0"/>
-          <w:sz w:val="24"/>
-          <w:szCs w:val="24"/>
-          <w:lang w:val="pt-PT"/>
-        </w:rPr>
-        <w:t xml:space="preserve">Ambiente Acolhedor usando cores </w:t>
-      </w:r>
-      <w:r>
-        <w:rPr>
-          <w:rFonts w:ascii="Aptos" w:hAnsi="Aptos" w:eastAsia="Aptos" w:cs="Aptos"/>
-          <w:noProof w:val="0"/>
-          <w:sz w:val="24"/>
-          <w:szCs w:val="24"/>
-          <w:lang w:val="pt-PT"/>
-        </w:rPr>
-        <w:t>quentes,</w:t>
-      </w:r>
-      <w:r>
-        <w:rPr>
-          <w:rFonts w:ascii="Aptos" w:hAnsi="Aptos" w:eastAsia="Aptos" w:cs="Aptos"/>
-          <w:noProof w:val="0"/>
-          <w:sz w:val="24"/>
-          <w:szCs w:val="24"/>
-          <w:lang w:val="pt-PT"/>
-        </w:rPr>
-        <w:t xml:space="preserve"> mas suaves e fotos que transmitam a paz do abrigo, criando segurança.</w:t>
-      </w:r>
-    </w:p>
-    <w:p xmlns:wp14="http://schemas.microsoft.com/office/word/2010/wordml" wp14:paraId="2F461267" wp14:textId="61279EE5">
-      <w:pPr>
-        <w:pStyle w:val="ListParagraph"/>
+      </w:pPr>
+      <w:r>
+        <w:lastRenderedPageBreak/>
+        <w:t>Utilizar verbos de ação e palavras que remetam para amizade, aventura, alegria e companhia.</w:t>
+      </w:r>
+    </w:p>
+    <w:p>
+      <w:pPr>
         <w:numPr>
           <w:ilvl w:val="0"/>
-          <w:numId w:val="2"/>
+          <w:numId w:val="5"/>
         </w:numPr>
-        <w:spacing w:before="240" w:beforeAutospacing="off" w:after="240" w:afterAutospacing="off"/>
-        <w:rPr>
-          <w:rFonts w:ascii="Aptos" w:hAnsi="Aptos" w:eastAsia="Aptos" w:cs="Aptos"/>
-          <w:noProof w:val="0"/>
-          <w:sz w:val="24"/>
-          <w:szCs w:val="24"/>
-          <w:lang w:val="pt-PT"/>
-        </w:rPr>
-      </w:pPr>
-      <w:r>
-        <w:rPr>
-          <w:rFonts w:ascii="Aptos" w:hAnsi="Aptos" w:eastAsia="Aptos" w:cs="Aptos"/>
-          <w:noProof w:val="0"/>
-          <w:sz w:val="24"/>
-          <w:szCs w:val="24"/>
-          <w:lang w:val="pt-PT"/>
-        </w:rPr>
-        <w:t>Uma funcionalidade que permita selecionar</w:t>
-      </w:r>
-      <w:r>
-        <w:rPr>
-          <w:rFonts w:ascii="Aptos" w:hAnsi="Aptos" w:eastAsia="Aptos" w:cs="Aptos"/>
-          <w:noProof w:val="0"/>
-          <w:sz w:val="24"/>
-          <w:szCs w:val="24"/>
-          <w:lang w:val="pt-PT"/>
-        </w:rPr>
-        <w:t xml:space="preserve"> 2 ou 3 animais e comparar os seus "detalhes de personalidade" lado a lado.</w:t>
-      </w:r>
-    </w:p>
-    <w:p xmlns:wp14="http://schemas.microsoft.com/office/word/2010/wordml" wp14:paraId="678834EF" wp14:textId="2A13B4CB">
-      <w:pPr>
-        <w:pStyle w:val="ListParagraph"/>
+      </w:pPr>
+      <w:r>
+        <w:t>Criar selos como "O mais brincalhão da semana" ou "Ideal para quem ama passear", apelando ao lado lúdico.</w:t>
+      </w:r>
+    </w:p>
+    <w:p>
+      <w:pPr>
         <w:numPr>
           <w:ilvl w:val="0"/>
-          <w:numId w:val="2"/>
+          <w:numId w:val="5"/>
         </w:numPr>
-        <w:spacing w:before="240" w:beforeAutospacing="off" w:after="240" w:afterAutospacing="off"/>
-        <w:rPr>
-          <w:rFonts w:ascii="Aptos" w:hAnsi="Aptos" w:eastAsia="Aptos" w:cs="Aptos"/>
-          <w:noProof w:val="0"/>
-          <w:sz w:val="24"/>
-          <w:szCs w:val="24"/>
-          <w:lang w:val="pt-PT"/>
-        </w:rPr>
-      </w:pPr>
-      <w:r>
-        <w:rPr>
-          <w:rFonts w:ascii="Aptos" w:hAnsi="Aptos" w:eastAsia="Aptos" w:cs="Aptos"/>
-          <w:noProof w:val="0"/>
-          <w:sz w:val="24"/>
-          <w:szCs w:val="24"/>
-          <w:lang w:val="pt-PT"/>
-        </w:rPr>
-        <w:t xml:space="preserve">Uma secção "Quem Somos" muito </w:t>
-      </w:r>
-      <w:r>
-        <w:rPr>
-          <w:rFonts w:ascii="Aptos" w:hAnsi="Aptos" w:eastAsia="Aptos" w:cs="Aptos"/>
-          <w:noProof w:val="0"/>
-          <w:sz w:val="24"/>
-          <w:szCs w:val="24"/>
-          <w:lang w:val="pt-PT"/>
-        </w:rPr>
-        <w:t>transparentes</w:t>
-      </w:r>
-      <w:r>
-        <w:rPr>
-          <w:rFonts w:ascii="Aptos" w:hAnsi="Aptos" w:eastAsia="Aptos" w:cs="Aptos"/>
-          <w:noProof w:val="0"/>
-          <w:sz w:val="24"/>
-          <w:szCs w:val="24"/>
-          <w:lang w:val="pt-PT"/>
-        </w:rPr>
-        <w:t>, com fotos da equipa e das instalações.</w:t>
-      </w:r>
-    </w:p>
-    <w:p xmlns:wp14="http://schemas.microsoft.com/office/word/2010/wordml" wp14:paraId="08236EEE" wp14:textId="15C8B82D">
+      </w:pPr>
+      <w:r>
+        <w:t>Botões com textos como "Vamos conhecer este amigão?" ou "Dá o primeiro passo para esta amizade!".</w:t>
+      </w:r>
+    </w:p>
+    <w:p>
       <w:pPr>
         <w:pStyle w:val="Heading2"/>
-        <w:keepNext w:val="1"/>
-        <w:keepLines w:val="1"/>
-        <w:spacing w:before="160" w:after="80" w:line="276" w:lineRule="auto"/>
-        <w:rPr>
-          <w:rFonts w:ascii="Aptos Display" w:hAnsi="Aptos Display" w:eastAsia="Aptos Display" w:cs="Aptos Display"/>
-          <w:b w:val="0"/>
-          <w:bCs w:val="0"/>
-          <w:i w:val="0"/>
-          <w:iCs w:val="0"/>
-          <w:caps w:val="0"/>
-          <w:smallCaps w:val="0"/>
-          <w:noProof w:val="0"/>
-          <w:color w:val="0F4761" w:themeColor="accent1" w:themeTint="FF" w:themeShade="BF"/>
-          <w:sz w:val="32"/>
-          <w:szCs w:val="32"/>
-          <w:lang w:val="pt-PT"/>
-        </w:rPr>
-      </w:pPr>
-      <w:r>
-        <w:rPr>
-          <w:rFonts w:ascii="Aptos Display" w:hAnsi="Aptos Display" w:eastAsia="Aptos Display" w:cs="Aptos Display"/>
-          <w:b w:val="0"/>
-          <w:bCs w:val="0"/>
-          <w:i w:val="0"/>
-          <w:iCs w:val="0"/>
-          <w:caps w:val="0"/>
-          <w:smallCaps w:val="0"/>
-          <w:noProof w:val="0"/>
-          <w:color w:val="0F4761" w:themeColor="accent1" w:themeTint="FF" w:themeShade="BF"/>
-          <w:sz w:val="32"/>
-          <w:szCs w:val="32"/>
-          <w:lang w:val="pt-PT"/>
-        </w:rPr>
-        <w:t>Nunca devemos fazer:</w:t>
-      </w:r>
-    </w:p>
-    <w:p xmlns:wp14="http://schemas.microsoft.com/office/word/2010/wordml" wp14:paraId="618AD170" wp14:textId="22D6E71E">
-      <w:pPr>
-        <w:pStyle w:val="ListParagraph"/>
+      </w:pPr>
+      <w:r>
+        <w:t xml:space="preserve">Nunca </w:t>
+      </w:r>
+      <w:proofErr w:type="spellStart"/>
+      <w:r>
+        <w:t>devemos</w:t>
+      </w:r>
+      <w:proofErr w:type="spellEnd"/>
+      <w:r>
+        <w:t xml:space="preserve"> </w:t>
+      </w:r>
+      <w:proofErr w:type="spellStart"/>
+      <w:r>
+        <w:t>fazer</w:t>
+      </w:r>
+      <w:proofErr w:type="spellEnd"/>
+      <w:r>
+        <w:t>:</w:t>
+      </w:r>
+    </w:p>
+    <w:p>
+      <w:pPr>
         <w:numPr>
           <w:ilvl w:val="0"/>
-          <w:numId w:val="2"/>
+          <w:numId w:val="6"/>
         </w:numPr>
-        <w:spacing w:before="240" w:beforeAutospacing="off" w:after="240" w:afterAutospacing="off"/>
-        <w:rPr>
-          <w:rFonts w:ascii="Aptos" w:hAnsi="Aptos" w:eastAsia="Aptos" w:cs="Aptos"/>
-          <w:noProof w:val="0"/>
-          <w:sz w:val="24"/>
-          <w:szCs w:val="24"/>
-          <w:lang w:val="pt-PT"/>
-        </w:rPr>
-      </w:pPr>
-      <w:r>
-        <w:rPr>
-          <w:rFonts w:ascii="Aptos" w:hAnsi="Aptos" w:eastAsia="Aptos" w:cs="Aptos"/>
-          <w:noProof w:val="0"/>
-          <w:sz w:val="24"/>
-          <w:szCs w:val="24"/>
-          <w:lang w:val="pt-PT"/>
-        </w:rPr>
-        <w:t xml:space="preserve">Evitar frases como "Adote AGORA ou perderá a oportunidade". </w:t>
-      </w:r>
-    </w:p>
-    <w:p xmlns:wp14="http://schemas.microsoft.com/office/word/2010/wordml" wp14:paraId="7A86940A" wp14:textId="31C5EBAE">
-      <w:pPr>
-        <w:pStyle w:val="ListParagraph"/>
+      </w:pPr>
+      <w:r>
+        <w:t>Sites com tons muito escuros, cinzentos ou uma estética excessivamente clínica/triste afastam o sanguíneo.</w:t>
+      </w:r>
+    </w:p>
+    <w:p>
+      <w:pPr>
         <w:numPr>
           <w:ilvl w:val="0"/>
-          <w:numId w:val="2"/>
+          <w:numId w:val="6"/>
         </w:numPr>
-        <w:spacing w:before="240" w:beforeAutospacing="off" w:after="240" w:afterAutospacing="off"/>
-        <w:rPr>
-          <w:rFonts w:ascii="Aptos" w:hAnsi="Aptos" w:eastAsia="Aptos" w:cs="Aptos"/>
-          <w:noProof w:val="0"/>
-          <w:sz w:val="24"/>
-          <w:szCs w:val="24"/>
-          <w:lang w:val="pt-PT"/>
-        </w:rPr>
-      </w:pPr>
-      <w:r>
-        <w:rPr>
-          <w:rFonts w:ascii="Aptos" w:hAnsi="Aptos" w:eastAsia="Aptos" w:cs="Aptos"/>
-          <w:noProof w:val="0"/>
-          <w:sz w:val="24"/>
-          <w:szCs w:val="24"/>
-          <w:lang w:val="pt-PT"/>
-        </w:rPr>
-        <w:t>Se o animal tem um problema de saúde ou um trauma, deve estar explícito. A ocultação quebra a confiança desta persona.</w:t>
-      </w:r>
-    </w:p>
-    <w:p xmlns:wp14="http://schemas.microsoft.com/office/word/2010/wordml" wp14:paraId="522E5D52" wp14:textId="521371DC">
-      <w:pPr>
-        <w:pStyle w:val="ListParagraph"/>
+      </w:pPr>
+      <w:r>
+        <w:t xml:space="preserve">Evitar blocos de texto sem interrupção. Se a informação for densa, deve ser quebrada com emojis, </w:t>
+      </w:r>
+      <w:proofErr w:type="spellStart"/>
+      <w:r>
+        <w:t>bullets</w:t>
+      </w:r>
+      <w:proofErr w:type="spellEnd"/>
+      <w:r>
+        <w:t xml:space="preserve"> ou ícones divertidos.</w:t>
+      </w:r>
+    </w:p>
+    <w:p>
+      <w:pPr>
         <w:numPr>
           <w:ilvl w:val="0"/>
-          <w:numId w:val="2"/>
+          <w:numId w:val="6"/>
         </w:numPr>
-        <w:spacing w:before="240" w:beforeAutospacing="off" w:after="240" w:afterAutospacing="off"/>
-        <w:rPr>
-          <w:rFonts w:ascii="Aptos" w:hAnsi="Aptos" w:eastAsia="Aptos" w:cs="Aptos"/>
-          <w:noProof w:val="0"/>
-          <w:sz w:val="24"/>
-          <w:szCs w:val="24"/>
-          <w:lang w:val="pt-PT"/>
-        </w:rPr>
-      </w:pPr>
-      <w:r>
-        <w:rPr>
-          <w:rFonts w:ascii="Aptos" w:hAnsi="Aptos" w:eastAsia="Aptos" w:cs="Aptos"/>
-          <w:noProof w:val="0"/>
-          <w:sz w:val="24"/>
-          <w:szCs w:val="24"/>
-          <w:lang w:val="pt-PT"/>
-        </w:rPr>
-        <w:t>Como ela já é naturalmente estimulada, um site poluído vai fazê-la desistir. Menos é mais: muita informação, mas bem organizada em colapsáveis ou abas.</w:t>
-      </w:r>
-    </w:p>
-    <w:p xmlns:wp14="http://schemas.microsoft.com/office/word/2010/wordml" wp14:paraId="29DDC70A" wp14:textId="7D934905">
-      <w:pPr>
-        <w:pStyle w:val="ListParagraph"/>
+      </w:pPr>
+      <w:r>
+        <w:t>Não apresentar apenas formulários secos; cada etapa do processo deve manter o tom de celebração e entusiasmo.</w:t>
+      </w:r>
+    </w:p>
+    <w:p>
+      <w:pPr>
         <w:numPr>
           <w:ilvl w:val="0"/>
-          <w:numId w:val="2"/>
+          <w:numId w:val="6"/>
         </w:numPr>
-        <w:spacing w:before="240" w:beforeAutospacing="off" w:after="240" w:afterAutospacing="off"/>
-        <w:rPr>
-          <w:rFonts w:ascii="Aptos" w:hAnsi="Aptos" w:eastAsia="Aptos" w:cs="Aptos"/>
-          <w:noProof w:val="0"/>
-          <w:sz w:val="24"/>
-          <w:szCs w:val="24"/>
-          <w:lang w:val="pt-PT"/>
-        </w:rPr>
-      </w:pPr>
-      <w:r>
-        <w:rPr>
-          <w:rFonts w:ascii="Aptos" w:hAnsi="Aptos" w:eastAsia="Aptos" w:cs="Aptos"/>
-          <w:noProof w:val="0"/>
-          <w:sz w:val="24"/>
-          <w:szCs w:val="24"/>
-          <w:lang w:val="pt-PT"/>
-        </w:rPr>
-        <w:t>Se ela decidir avançar, o caminho deve ser fluido (sem 10 formulários diferentes), mas com etapas que validem a sua responsabilidade.</w:t>
-      </w:r>
-    </w:p>
-    <w:p xmlns:wp14="http://schemas.microsoft.com/office/word/2010/wordml" wp14:paraId="1A298D89" wp14:textId="2404CB87">
-      <w:pPr>
-        <w:pStyle w:val="Normal"/>
-        <w:keepNext w:val="1"/>
-        <w:keepLines w:val="1"/>
-        <w:rPr>
-          <w:noProof w:val="0"/>
-          <w:lang w:val="pt-PT"/>
-        </w:rPr>
-      </w:pPr>
-    </w:p>
-    <w:p xmlns:wp14="http://schemas.microsoft.com/office/word/2010/wordml" wp14:paraId="092EF4B1" wp14:textId="110E11E3"/>
+      </w:pPr>
+      <w:r>
+        <w:t>Embora a transparência seja necessária, focar excessivamente no trauma sem mostrar o potencial de alegria do animal corta o ímpeto positivo deste temperamento.</w:t>
+      </w:r>
+    </w:p>
+    <w:p/>
     <w:sectPr>
-      <w:pgSz w:w="11906" w:h="16838" w:orient="portrait"/>
+      <w:headerReference w:type="default" r:id="rId8"/>
+      <w:footerReference w:type="default" r:id="rId9"/>
+      <w:pgSz w:w="11906" w:h="16838"/>
       <w:pgMar w:top="1440" w:right="1440" w:bottom="1440" w:left="1440" w:header="720" w:footer="720" w:gutter="0"/>
       <w:cols w:space="720"/>
       <w:docGrid w:linePitch="360"/>
-      <w:headerReference w:type="default" r:id="Rf6a0e1757cd44833"/>
-      <w:footerReference w:type="default" r:id="R87878e9dcfbb4609"/>
     </w:sectPr>
   </w:body>
 </w:document>
 </file>
 
-<file path=word/footer.xml><?xml version="1.0" encoding="utf-8"?>
-<w:ftr xmlns:w14="http://schemas.microsoft.com/office/word/2010/wordml" xmlns:w="http://schemas.openxmlformats.org/wordprocessingml/2006/main">
+<file path=word/endnotes.xml><?xml version="1.0" encoding="utf-8"?>
+<w:endnotes xmlns:wpc="http://schemas.microsoft.com/office/word/2010/wordprocessingCanvas" xmlns:cx="http://schemas.microsoft.com/office/drawing/2014/chartex" xmlns:cx1="http://schemas.microsoft.com/office/drawing/2015/9/8/chartex" xmlns:cx2="http://schemas.microsoft.com/office/drawing/2015/10/21/chartex" xmlns:cx3="http://schemas.microsoft.com/office/drawing/2016/5/9/chartex" xmlns:cx4="http://schemas.microsoft.com/office/drawing/2016/5/10/chartex" xmlns:cx5="http://schemas.microsoft.com/office/drawing/2016/5/11/chartex" xmlns:cx6="http://schemas.microsoft.com/office/drawing/2016/5/12/chartex" xmlns:cx7="http://schemas.microsoft.com/office/drawing/2016/5/13/chartex" xmlns:cx8="http://schemas.microsoft.com/office/drawing/2016/5/14/chartex" xmlns:mc="http://schemas.openxmlformats.org/markup-compatibility/2006" xmlns:aink="http://schemas.microsoft.com/office/drawing/2016/ink" xmlns:am3d="http://schemas.microsoft.com/office/drawing/2017/model3d" xmlns:o="urn:schemas-microsoft-com:office:office" xmlns:oel="http://schemas.microsoft.com/office/2019/extlst" xmlns:r="http://schemas.openxmlformats.org/officeDocument/2006/relationships" xmlns:m="http://schemas.openxmlformats.org/officeDocument/2006/math" xmlns:v="urn:schemas-microsoft-com:vml" xmlns:wp14="http://schemas.microsoft.com/office/word/2010/wordprocessingDrawing" xmlns:wp="http://schemas.openxmlformats.org/drawingml/2006/wordprocessingDrawing" xmlns:w10="urn:schemas-microsoft-com:office:word" xmlns:w="http://schemas.openxmlformats.org/wordprocessingml/2006/main" xmlns:w14="http://schemas.microsoft.com/office/word/2010/wordml" xmlns:w15="http://schemas.microsoft.com/office/word/2012/wordml" xmlns:w16cex="http://schemas.microsoft.com/office/word/2018/wordml/cex" xmlns:w16cid="http://schemas.microsoft.com/office/word/2016/wordml/cid" xmlns:w16="http://schemas.microsoft.com/office/word/2018/wordml" xmlns:w16du="http://schemas.microsoft.com/office/word/2023/wordml/word16du" xmlns:w16sdtdh="http://schemas.microsoft.com/office/word/2020/wordml/sdtdatahash" xmlns:w16sdtfl="http://schemas.microsoft.com/office/word/2024/wordml/sdtformatlock" xmlns:w16se="http://schemas.microsoft.com/office/word/2015/wordml/symex" xmlns:wpg="http://schemas.microsoft.com/office/word/2010/wordprocessingGroup" xmlns:wpi="http://schemas.microsoft.com/office/word/2010/wordprocessingInk" xmlns:wne="http://schemas.microsoft.com/office/word/2006/wordml" xmlns:wps="http://schemas.microsoft.com/office/word/2010/wordprocessingShape" mc:Ignorable="w14 w15 w16se w16cid w16 w16cex w16sdtdh w16sdtfl w16du wp14">
+  <w:endnote w:type="separator" w:id="-1">
+    <w:p>
+      <w:pPr>
+        <w:spacing w:after="0" w:line="240" w:lineRule="auto"/>
+      </w:pPr>
+      <w:r>
+        <w:separator/>
+      </w:r>
+    </w:p>
+  </w:endnote>
+  <w:endnote w:type="continuationSeparator" w:id="0">
+    <w:p>
+      <w:pPr>
+        <w:spacing w:after="0" w:line="240" w:lineRule="auto"/>
+      </w:pPr>
+      <w:r>
+        <w:continuationSeparator/>
+      </w:r>
+    </w:p>
+  </w:endnote>
+</w:endnotes>
+</file>
+
+<file path=word/footer1.xml><?xml version="1.0" encoding="utf-8"?>
+<w:ftr xmlns:wpc="http://schemas.microsoft.com/office/word/2010/wordprocessingCanvas" xmlns:cx="http://schemas.microsoft.com/office/drawing/2014/chartex" xmlns:cx1="http://schemas.microsoft.com/office/drawing/2015/9/8/chartex" xmlns:cx2="http://schemas.microsoft.com/office/drawing/2015/10/21/chartex" xmlns:cx3="http://schemas.microsoft.com/office/drawing/2016/5/9/chartex" xmlns:cx4="http://schemas.microsoft.com/office/drawing/2016/5/10/chartex" xmlns:cx5="http://schemas.microsoft.com/office/drawing/2016/5/11/chartex" xmlns:cx6="http://schemas.microsoft.com/office/drawing/2016/5/12/chartex" xmlns:cx7="http://schemas.microsoft.com/office/drawing/2016/5/13/chartex" xmlns:cx8="http://schemas.microsoft.com/office/drawing/2016/5/14/chartex" xmlns:mc="http://schemas.openxmlformats.org/markup-compatibility/2006" xmlns:aink="http://schemas.microsoft.com/office/drawing/2016/ink" xmlns:am3d="http://schemas.microsoft.com/office/drawing/2017/model3d" xmlns:o="urn:schemas-microsoft-com:office:office" xmlns:oel="http://schemas.microsoft.com/office/2019/extlst" xmlns:r="http://schemas.openxmlformats.org/officeDocument/2006/relationships" xmlns:m="http://schemas.openxmlformats.org/officeDocument/2006/math" xmlns:v="urn:schemas-microsoft-com:vml" xmlns:wp14="http://schemas.microsoft.com/office/word/2010/wordprocessingDrawing" xmlns:wp="http://schemas.openxmlformats.org/drawingml/2006/wordprocessingDrawing" xmlns:w10="urn:schemas-microsoft-com:office:word" xmlns:w="http://schemas.openxmlformats.org/wordprocessingml/2006/main" xmlns:w14="http://schemas.microsoft.com/office/word/2010/wordml" xmlns:w15="http://schemas.microsoft.com/office/word/2012/wordml" xmlns:w16cex="http://schemas.microsoft.com/office/word/2018/wordml/cex" xmlns:w16cid="http://schemas.microsoft.com/office/word/2016/wordml/cid" xmlns:w16="http://schemas.microsoft.com/office/word/2018/wordml" xmlns:w16du="http://schemas.microsoft.com/office/word/2023/wordml/word16du" xmlns:w16sdtdh="http://schemas.microsoft.com/office/word/2020/wordml/sdtdatahash" xmlns:w16sdtfl="http://schemas.microsoft.com/office/word/2024/wordml/sdtformatlock" xmlns:w16se="http://schemas.microsoft.com/office/word/2015/wordml/symex" xmlns:wpg="http://schemas.microsoft.com/office/word/2010/wordprocessingGroup" xmlns:wpi="http://schemas.microsoft.com/office/word/2010/wordprocessingInk" xmlns:wne="http://schemas.microsoft.com/office/word/2006/wordml" xmlns:wps="http://schemas.microsoft.com/office/word/2010/wordprocessingShape" mc:Ignorable="w14 w15 w16se w16cid w16 w16cex w16sdtdh w16sdtfl w16du wp14">
   <w:tbl>
     <w:tblPr>
-      <w:tblStyle w:val="TableNormal"/>
-      <w:bidiVisual w:val="0"/>
       <w:tblW w:w="0" w:type="auto"/>
       <w:tblLook w:val="06A0" w:firstRow="1" w:lastRow="0" w:firstColumn="1" w:lastColumn="0" w:noHBand="1" w:noVBand="1"/>
     </w:tblPr>
@@ -733,26 +352,21 @@
       <w:tc>
         <w:tcPr>
           <w:tcW w:w="3005" w:type="dxa"/>
-          <w:tcMar/>
         </w:tcPr>
         <w:p>
           <w:pPr>
             <w:pStyle w:val="Header"/>
-            <w:bidi w:val="0"/>
             <w:ind w:left="-115"/>
-            <w:jc w:val="left"/>
           </w:pPr>
         </w:p>
       </w:tc>
       <w:tc>
         <w:tcPr>
           <w:tcW w:w="3005" w:type="dxa"/>
-          <w:tcMar/>
         </w:tcPr>
         <w:p>
           <w:pPr>
             <w:pStyle w:val="Header"/>
-            <w:bidi w:val="0"/>
             <w:jc w:val="center"/>
           </w:pPr>
         </w:p>
@@ -760,12 +374,10 @@
       <w:tc>
         <w:tcPr>
           <w:tcW w:w="3005" w:type="dxa"/>
-          <w:tcMar/>
         </w:tcPr>
         <w:p>
           <w:pPr>
             <w:pStyle w:val="Header"/>
-            <w:bidi w:val="0"/>
             <w:ind w:right="-115"/>
             <w:jc w:val="right"/>
           </w:pPr>
@@ -776,18 +388,40 @@
   <w:p>
     <w:pPr>
       <w:pStyle w:val="Footer"/>
-      <w:bidi w:val="0"/>
     </w:pPr>
   </w:p>
 </w:ftr>
 </file>
 
-<file path=word/header.xml><?xml version="1.0" encoding="utf-8"?>
-<w:hdr xmlns:w14="http://schemas.microsoft.com/office/word/2010/wordml" xmlns:w="http://schemas.openxmlformats.org/wordprocessingml/2006/main">
+<file path=word/footnotes.xml><?xml version="1.0" encoding="utf-8"?>
+<w:footnotes xmlns:wpc="http://schemas.microsoft.com/office/word/2010/wordprocessingCanvas" xmlns:cx="http://schemas.microsoft.com/office/drawing/2014/chartex" xmlns:cx1="http://schemas.microsoft.com/office/drawing/2015/9/8/chartex" xmlns:cx2="http://schemas.microsoft.com/office/drawing/2015/10/21/chartex" xmlns:cx3="http://schemas.microsoft.com/office/drawing/2016/5/9/chartex" xmlns:cx4="http://schemas.microsoft.com/office/drawing/2016/5/10/chartex" xmlns:cx5="http://schemas.microsoft.com/office/drawing/2016/5/11/chartex" xmlns:cx6="http://schemas.microsoft.com/office/drawing/2016/5/12/chartex" xmlns:cx7="http://schemas.microsoft.com/office/drawing/2016/5/13/chartex" xmlns:cx8="http://schemas.microsoft.com/office/drawing/2016/5/14/chartex" xmlns:mc="http://schemas.openxmlformats.org/markup-compatibility/2006" xmlns:aink="http://schemas.microsoft.com/office/drawing/2016/ink" xmlns:am3d="http://schemas.microsoft.com/office/drawing/2017/model3d" xmlns:o="urn:schemas-microsoft-com:office:office" xmlns:oel="http://schemas.microsoft.com/office/2019/extlst" xmlns:r="http://schemas.openxmlformats.org/officeDocument/2006/relationships" xmlns:m="http://schemas.openxmlformats.org/officeDocument/2006/math" xmlns:v="urn:schemas-microsoft-com:vml" xmlns:wp14="http://schemas.microsoft.com/office/word/2010/wordprocessingDrawing" xmlns:wp="http://schemas.openxmlformats.org/drawingml/2006/wordprocessingDrawing" xmlns:w10="urn:schemas-microsoft-com:office:word" xmlns:w="http://schemas.openxmlformats.org/wordprocessingml/2006/main" xmlns:w14="http://schemas.microsoft.com/office/word/2010/wordml" xmlns:w15="http://schemas.microsoft.com/office/word/2012/wordml" xmlns:w16cex="http://schemas.microsoft.com/office/word/2018/wordml/cex" xmlns:w16cid="http://schemas.microsoft.com/office/word/2016/wordml/cid" xmlns:w16="http://schemas.microsoft.com/office/word/2018/wordml" xmlns:w16du="http://schemas.microsoft.com/office/word/2023/wordml/word16du" xmlns:w16sdtdh="http://schemas.microsoft.com/office/word/2020/wordml/sdtdatahash" xmlns:w16sdtfl="http://schemas.microsoft.com/office/word/2024/wordml/sdtformatlock" xmlns:w16se="http://schemas.microsoft.com/office/word/2015/wordml/symex" xmlns:wpg="http://schemas.microsoft.com/office/word/2010/wordprocessingGroup" xmlns:wpi="http://schemas.microsoft.com/office/word/2010/wordprocessingInk" xmlns:wne="http://schemas.microsoft.com/office/word/2006/wordml" xmlns:wps="http://schemas.microsoft.com/office/word/2010/wordprocessingShape" mc:Ignorable="w14 w15 w16se w16cid w16 w16cex w16sdtdh w16sdtfl w16du wp14">
+  <w:footnote w:type="separator" w:id="-1">
+    <w:p>
+      <w:pPr>
+        <w:spacing w:after="0" w:line="240" w:lineRule="auto"/>
+      </w:pPr>
+      <w:r>
+        <w:separator/>
+      </w:r>
+    </w:p>
+  </w:footnote>
+  <w:footnote w:type="continuationSeparator" w:id="0">
+    <w:p>
+      <w:pPr>
+        <w:spacing w:after="0" w:line="240" w:lineRule="auto"/>
+      </w:pPr>
+      <w:r>
+        <w:continuationSeparator/>
+      </w:r>
+    </w:p>
+  </w:footnote>
+</w:footnotes>
+</file>
+
+<file path=word/header1.xml><?xml version="1.0" encoding="utf-8"?>
+<w:hdr xmlns:wpc="http://schemas.microsoft.com/office/word/2010/wordprocessingCanvas" xmlns:cx="http://schemas.microsoft.com/office/drawing/2014/chartex" xmlns:cx1="http://schemas.microsoft.com/office/drawing/2015/9/8/chartex" xmlns:cx2="http://schemas.microsoft.com/office/drawing/2015/10/21/chartex" xmlns:cx3="http://schemas.microsoft.com/office/drawing/2016/5/9/chartex" xmlns:cx4="http://schemas.microsoft.com/office/drawing/2016/5/10/chartex" xmlns:cx5="http://schemas.microsoft.com/office/drawing/2016/5/11/chartex" xmlns:cx6="http://schemas.microsoft.com/office/drawing/2016/5/12/chartex" xmlns:cx7="http://schemas.microsoft.com/office/drawing/2016/5/13/chartex" xmlns:cx8="http://schemas.microsoft.com/office/drawing/2016/5/14/chartex" xmlns:mc="http://schemas.openxmlformats.org/markup-compatibility/2006" xmlns:aink="http://schemas.microsoft.com/office/drawing/2016/ink" xmlns:am3d="http://schemas.microsoft.com/office/drawing/2017/model3d" xmlns:o="urn:schemas-microsoft-com:office:office" xmlns:oel="http://schemas.microsoft.com/office/2019/extlst" xmlns:r="http://schemas.openxmlformats.org/officeDocument/2006/relationships" xmlns:m="http://schemas.openxmlformats.org/officeDocument/2006/math" xmlns:v="urn:schemas-microsoft-com:vml" xmlns:wp14="http://schemas.microsoft.com/office/word/2010/wordprocessingDrawing" xmlns:wp="http://schemas.openxmlformats.org/drawingml/2006/wordprocessingDrawing" xmlns:w10="urn:schemas-microsoft-com:office:word" xmlns:w="http://schemas.openxmlformats.org/wordprocessingml/2006/main" xmlns:w14="http://schemas.microsoft.com/office/word/2010/wordml" xmlns:w15="http://schemas.microsoft.com/office/word/2012/wordml" xmlns:w16cex="http://schemas.microsoft.com/office/word/2018/wordml/cex" xmlns:w16cid="http://schemas.microsoft.com/office/word/2016/wordml/cid" xmlns:w16="http://schemas.microsoft.com/office/word/2018/wordml" xmlns:w16du="http://schemas.microsoft.com/office/word/2023/wordml/word16du" xmlns:w16sdtdh="http://schemas.microsoft.com/office/word/2020/wordml/sdtdatahash" xmlns:w16sdtfl="http://schemas.microsoft.com/office/word/2024/wordml/sdtformatlock" xmlns:w16se="http://schemas.microsoft.com/office/word/2015/wordml/symex" xmlns:wpg="http://schemas.microsoft.com/office/word/2010/wordprocessingGroup" xmlns:wpi="http://schemas.microsoft.com/office/word/2010/wordprocessingInk" xmlns:wne="http://schemas.microsoft.com/office/word/2006/wordml" xmlns:wps="http://schemas.microsoft.com/office/word/2010/wordprocessingShape" mc:Ignorable="w14 w15 w16se w16cid w16 w16cex w16sdtdh w16sdtfl w16du wp14">
   <w:tbl>
     <w:tblPr>
-      <w:tblStyle w:val="TableNormal"/>
-      <w:bidiVisual w:val="0"/>
       <w:tblW w:w="0" w:type="auto"/>
       <w:tblLook w:val="06A0" w:firstRow="1" w:lastRow="0" w:firstColumn="1" w:lastColumn="0" w:noHBand="1" w:noVBand="1"/>
     </w:tblPr>
@@ -803,26 +437,21 @@
       <w:tc>
         <w:tcPr>
           <w:tcW w:w="3005" w:type="dxa"/>
-          <w:tcMar/>
         </w:tcPr>
         <w:p>
           <w:pPr>
             <w:pStyle w:val="Header"/>
-            <w:bidi w:val="0"/>
             <w:ind w:left="-115"/>
-            <w:jc w:val="left"/>
           </w:pPr>
         </w:p>
       </w:tc>
       <w:tc>
         <w:tcPr>
           <w:tcW w:w="3005" w:type="dxa"/>
-          <w:tcMar/>
         </w:tcPr>
         <w:p>
           <w:pPr>
             <w:pStyle w:val="Header"/>
-            <w:bidi w:val="0"/>
             <w:jc w:val="center"/>
           </w:pPr>
         </w:p>
@@ -830,12 +459,10 @@
       <w:tc>
         <w:tcPr>
           <w:tcW w:w="3005" w:type="dxa"/>
-          <w:tcMar/>
         </w:tcPr>
         <w:p>
           <w:pPr>
             <w:pStyle w:val="Header"/>
-            <w:bidi w:val="0"/>
             <w:ind w:right="-115"/>
             <w:jc w:val="right"/>
           </w:pPr>
@@ -846,66 +473,215 @@
   <w:p>
     <w:pPr>
       <w:pStyle w:val="Header"/>
-      <w:bidi w:val="0"/>
     </w:pPr>
   </w:p>
 </w:hdr>
 </file>
 
 <file path=word/numbering.xml><?xml version="1.0" encoding="utf-8"?>
-<w:numbering xmlns:w="http://schemas.openxmlformats.org/wordprocessingml/2006/main">
-  <w:abstractNum xmlns:w="http://schemas.openxmlformats.org/wordprocessingml/2006/main" w:abstractNumId="2">
-    <w:nsid w:val="6e7f32c3"/>
-    <w:multiLevelType xmlns:w="http://schemas.openxmlformats.org/wordprocessingml/2006/main" w:val="hybridMultilevel"/>
-    <w:lvl xmlns:w="http://schemas.openxmlformats.org/wordprocessingml/2006/main" w:ilvl="0">
+<w:numbering xmlns:wpc="http://schemas.microsoft.com/office/word/2010/wordprocessingCanvas" xmlns:cx="http://schemas.microsoft.com/office/drawing/2014/chartex" xmlns:cx1="http://schemas.microsoft.com/office/drawing/2015/9/8/chartex" xmlns:cx2="http://schemas.microsoft.com/office/drawing/2015/10/21/chartex" xmlns:cx3="http://schemas.microsoft.com/office/drawing/2016/5/9/chartex" xmlns:cx4="http://schemas.microsoft.com/office/drawing/2016/5/10/chartex" xmlns:cx5="http://schemas.microsoft.com/office/drawing/2016/5/11/chartex" xmlns:cx6="http://schemas.microsoft.com/office/drawing/2016/5/12/chartex" xmlns:cx7="http://schemas.microsoft.com/office/drawing/2016/5/13/chartex" xmlns:cx8="http://schemas.microsoft.com/office/drawing/2016/5/14/chartex" xmlns:mc="http://schemas.openxmlformats.org/markup-compatibility/2006" xmlns:aink="http://schemas.microsoft.com/office/drawing/2016/ink" xmlns:am3d="http://schemas.microsoft.com/office/drawing/2017/model3d" xmlns:o="urn:schemas-microsoft-com:office:office" xmlns:oel="http://schemas.microsoft.com/office/2019/extlst" xmlns:r="http://schemas.openxmlformats.org/officeDocument/2006/relationships" xmlns:m="http://schemas.openxmlformats.org/officeDocument/2006/math" xmlns:v="urn:schemas-microsoft-com:vml" xmlns:wp14="http://schemas.microsoft.com/office/word/2010/wordprocessingDrawing" xmlns:wp="http://schemas.openxmlformats.org/drawingml/2006/wordprocessingDrawing" xmlns:w10="urn:schemas-microsoft-com:office:word" xmlns:w="http://schemas.openxmlformats.org/wordprocessingml/2006/main" xmlns:w14="http://schemas.microsoft.com/office/word/2010/wordml" xmlns:w15="http://schemas.microsoft.com/office/word/2012/wordml" xmlns:w16cex="http://schemas.microsoft.com/office/word/2018/wordml/cex" xmlns:w16cid="http://schemas.microsoft.com/office/word/2016/wordml/cid" xmlns:w16="http://schemas.microsoft.com/office/word/2018/wordml" xmlns:w16du="http://schemas.microsoft.com/office/word/2023/wordml/word16du" xmlns:w16sdtdh="http://schemas.microsoft.com/office/word/2020/wordml/sdtdatahash" xmlns:w16sdtfl="http://schemas.microsoft.com/office/word/2024/wordml/sdtformatlock" xmlns:w16se="http://schemas.microsoft.com/office/word/2015/wordml/symex" xmlns:wpg="http://schemas.microsoft.com/office/word/2010/wordprocessingGroup" xmlns:wpi="http://schemas.microsoft.com/office/word/2010/wordprocessingInk" xmlns:wne="http://schemas.microsoft.com/office/word/2006/wordml" xmlns:wps="http://schemas.microsoft.com/office/word/2010/wordprocessingShape" mc:Ignorable="w14 w15 w16se w16cid w16 w16cex w16sdtdh w16sdtfl w16du wp14">
+  <w:abstractNum w:abstractNumId="0" w15:restartNumberingAfterBreak="0">
+    <w:nsid w:val="17763B77"/>
+    <w:multiLevelType w:val="multilevel"/>
+    <w:tmpl w:val="FD8EC6A4"/>
+    <w:lvl w:ilvl="0">
       <w:start w:val="1"/>
       <w:numFmt w:val="bullet"/>
       <w:lvlText w:val=""/>
       <w:lvlJc w:val="left"/>
       <w:pPr>
+        <w:tabs>
+          <w:tab w:val="num" w:pos="720"/>
+        </w:tabs>
         <w:ind w:left="720" w:hanging="360"/>
       </w:pPr>
       <w:rPr>
-        <w:rFonts w:hint="default" w:ascii="Symbol" w:hAnsi="Symbol"/>
-      </w:rPr>
-    </w:lvl>
-    <w:lvl xmlns:w="http://schemas.openxmlformats.org/wordprocessingml/2006/main" w:ilvl="1">
+        <w:rFonts w:ascii="Symbol" w:hAnsi="Symbol" w:hint="default"/>
+        <w:sz w:val="20"/>
+      </w:rPr>
+    </w:lvl>
+    <w:lvl w:ilvl="1" w:tentative="1">
       <w:start w:val="1"/>
       <w:numFmt w:val="bullet"/>
       <w:lvlText w:val="o"/>
       <w:lvlJc w:val="left"/>
       <w:pPr>
+        <w:tabs>
+          <w:tab w:val="num" w:pos="1440"/>
+        </w:tabs>
         <w:ind w:left="1440" w:hanging="360"/>
       </w:pPr>
       <w:rPr>
-        <w:rFonts w:hint="default" w:ascii="Courier New" w:hAnsi="Courier New"/>
-      </w:rPr>
-    </w:lvl>
-    <w:lvl xmlns:w="http://schemas.openxmlformats.org/wordprocessingml/2006/main" w:ilvl="2">
-      <w:start w:val="1"/>
-      <w:numFmt w:val="bullet"/>
-      <w:lvlText w:val=""/>
-      <w:lvlJc w:val="left"/>
-      <w:pPr>
+        <w:rFonts w:ascii="Courier New" w:hAnsi="Courier New" w:hint="default"/>
+        <w:sz w:val="20"/>
+      </w:rPr>
+    </w:lvl>
+    <w:lvl w:ilvl="2" w:tentative="1">
+      <w:start w:val="1"/>
+      <w:numFmt w:val="bullet"/>
+      <w:lvlText w:val=""/>
+      <w:lvlJc w:val="left"/>
+      <w:pPr>
+        <w:tabs>
+          <w:tab w:val="num" w:pos="2160"/>
+        </w:tabs>
         <w:ind w:left="2160" w:hanging="360"/>
       </w:pPr>
       <w:rPr>
-        <w:rFonts w:hint="default" w:ascii="Wingdings" w:hAnsi="Wingdings"/>
-      </w:rPr>
-    </w:lvl>
-    <w:lvl xmlns:w="http://schemas.openxmlformats.org/wordprocessingml/2006/main" w:ilvl="3">
+        <w:rFonts w:ascii="Wingdings" w:hAnsi="Wingdings" w:hint="default"/>
+        <w:sz w:val="20"/>
+      </w:rPr>
+    </w:lvl>
+    <w:lvl w:ilvl="3" w:tentative="1">
+      <w:start w:val="1"/>
+      <w:numFmt w:val="bullet"/>
+      <w:lvlText w:val=""/>
+      <w:lvlJc w:val="left"/>
+      <w:pPr>
+        <w:tabs>
+          <w:tab w:val="num" w:pos="2880"/>
+        </w:tabs>
+        <w:ind w:left="2880" w:hanging="360"/>
+      </w:pPr>
+      <w:rPr>
+        <w:rFonts w:ascii="Wingdings" w:hAnsi="Wingdings" w:hint="default"/>
+        <w:sz w:val="20"/>
+      </w:rPr>
+    </w:lvl>
+    <w:lvl w:ilvl="4" w:tentative="1">
+      <w:start w:val="1"/>
+      <w:numFmt w:val="bullet"/>
+      <w:lvlText w:val=""/>
+      <w:lvlJc w:val="left"/>
+      <w:pPr>
+        <w:tabs>
+          <w:tab w:val="num" w:pos="3600"/>
+        </w:tabs>
+        <w:ind w:left="3600" w:hanging="360"/>
+      </w:pPr>
+      <w:rPr>
+        <w:rFonts w:ascii="Wingdings" w:hAnsi="Wingdings" w:hint="default"/>
+        <w:sz w:val="20"/>
+      </w:rPr>
+    </w:lvl>
+    <w:lvl w:ilvl="5" w:tentative="1">
+      <w:start w:val="1"/>
+      <w:numFmt w:val="bullet"/>
+      <w:lvlText w:val=""/>
+      <w:lvlJc w:val="left"/>
+      <w:pPr>
+        <w:tabs>
+          <w:tab w:val="num" w:pos="4320"/>
+        </w:tabs>
+        <w:ind w:left="4320" w:hanging="360"/>
+      </w:pPr>
+      <w:rPr>
+        <w:rFonts w:ascii="Wingdings" w:hAnsi="Wingdings" w:hint="default"/>
+        <w:sz w:val="20"/>
+      </w:rPr>
+    </w:lvl>
+    <w:lvl w:ilvl="6" w:tentative="1">
+      <w:start w:val="1"/>
+      <w:numFmt w:val="bullet"/>
+      <w:lvlText w:val=""/>
+      <w:lvlJc w:val="left"/>
+      <w:pPr>
+        <w:tabs>
+          <w:tab w:val="num" w:pos="5040"/>
+        </w:tabs>
+        <w:ind w:left="5040" w:hanging="360"/>
+      </w:pPr>
+      <w:rPr>
+        <w:rFonts w:ascii="Wingdings" w:hAnsi="Wingdings" w:hint="default"/>
+        <w:sz w:val="20"/>
+      </w:rPr>
+    </w:lvl>
+    <w:lvl w:ilvl="7" w:tentative="1">
+      <w:start w:val="1"/>
+      <w:numFmt w:val="bullet"/>
+      <w:lvlText w:val=""/>
+      <w:lvlJc w:val="left"/>
+      <w:pPr>
+        <w:tabs>
+          <w:tab w:val="num" w:pos="5760"/>
+        </w:tabs>
+        <w:ind w:left="5760" w:hanging="360"/>
+      </w:pPr>
+      <w:rPr>
+        <w:rFonts w:ascii="Wingdings" w:hAnsi="Wingdings" w:hint="default"/>
+        <w:sz w:val="20"/>
+      </w:rPr>
+    </w:lvl>
+    <w:lvl w:ilvl="8" w:tentative="1">
+      <w:start w:val="1"/>
+      <w:numFmt w:val="bullet"/>
+      <w:lvlText w:val=""/>
+      <w:lvlJc w:val="left"/>
+      <w:pPr>
+        <w:tabs>
+          <w:tab w:val="num" w:pos="6480"/>
+        </w:tabs>
+        <w:ind w:left="6480" w:hanging="360"/>
+      </w:pPr>
+      <w:rPr>
+        <w:rFonts w:ascii="Wingdings" w:hAnsi="Wingdings" w:hint="default"/>
+        <w:sz w:val="20"/>
+      </w:rPr>
+    </w:lvl>
+  </w:abstractNum>
+  <w:abstractNum w:abstractNumId="1" w15:restartNumberingAfterBreak="0">
+    <w:nsid w:val="335B8702"/>
+    <w:multiLevelType w:val="hybridMultilevel"/>
+    <w:tmpl w:val="D16A4830"/>
+    <w:lvl w:ilvl="0" w:tplc="C51A0100">
       <w:start w:val="1"/>
       <w:numFmt w:val="bullet"/>
       <w:lvlText w:val=""/>
       <w:lvlJc w:val="left"/>
       <w:pPr>
+        <w:ind w:left="720" w:hanging="360"/>
+      </w:pPr>
+      <w:rPr>
+        <w:rFonts w:ascii="Symbol" w:hAnsi="Symbol" w:hint="default"/>
+      </w:rPr>
+    </w:lvl>
+    <w:lvl w:ilvl="1" w:tplc="961ADF6C">
+      <w:start w:val="1"/>
+      <w:numFmt w:val="bullet"/>
+      <w:lvlText w:val="o"/>
+      <w:lvlJc w:val="left"/>
+      <w:pPr>
+        <w:ind w:left="1440" w:hanging="360"/>
+      </w:pPr>
+      <w:rPr>
+        <w:rFonts w:ascii="Courier New" w:hAnsi="Courier New" w:hint="default"/>
+      </w:rPr>
+    </w:lvl>
+    <w:lvl w:ilvl="2" w:tplc="EF400F3E">
+      <w:start w:val="1"/>
+      <w:numFmt w:val="bullet"/>
+      <w:lvlText w:val=""/>
+      <w:lvlJc w:val="left"/>
+      <w:pPr>
+        <w:ind w:left="2160" w:hanging="360"/>
+      </w:pPr>
+      <w:rPr>
+        <w:rFonts w:ascii="Wingdings" w:hAnsi="Wingdings" w:hint="default"/>
+      </w:rPr>
+    </w:lvl>
+    <w:lvl w:ilvl="3" w:tplc="42B22DD8">
+      <w:start w:val="1"/>
+      <w:numFmt w:val="bullet"/>
+      <w:lvlText w:val=""/>
+      <w:lvlJc w:val="left"/>
+      <w:pPr>
         <w:ind w:left="2880" w:hanging="360"/>
       </w:pPr>
       <w:rPr>
-        <w:rFonts w:hint="default" w:ascii="Symbol" w:hAnsi="Symbol"/>
-      </w:rPr>
-    </w:lvl>
-    <w:lvl xmlns:w="http://schemas.openxmlformats.org/wordprocessingml/2006/main" w:ilvl="4">
+        <w:rFonts w:ascii="Symbol" w:hAnsi="Symbol" w:hint="default"/>
+      </w:rPr>
+    </w:lvl>
+    <w:lvl w:ilvl="4" w:tplc="133075D4">
       <w:start w:val="1"/>
       <w:numFmt w:val="bullet"/>
       <w:lvlText w:val="o"/>
@@ -914,10 +690,10 @@
         <w:ind w:left="3600" w:hanging="360"/>
       </w:pPr>
       <w:rPr>
-        <w:rFonts w:hint="default" w:ascii="Courier New" w:hAnsi="Courier New"/>
-      </w:rPr>
-    </w:lvl>
-    <w:lvl xmlns:w="http://schemas.openxmlformats.org/wordprocessingml/2006/main" w:ilvl="5">
+        <w:rFonts w:ascii="Courier New" w:hAnsi="Courier New" w:hint="default"/>
+      </w:rPr>
+    </w:lvl>
+    <w:lvl w:ilvl="5" w:tplc="E0BAD146">
       <w:start w:val="1"/>
       <w:numFmt w:val="bullet"/>
       <w:lvlText w:val=""/>
@@ -926,10 +702,10 @@
         <w:ind w:left="4320" w:hanging="360"/>
       </w:pPr>
       <w:rPr>
-        <w:rFonts w:hint="default" w:ascii="Wingdings" w:hAnsi="Wingdings"/>
-      </w:rPr>
-    </w:lvl>
-    <w:lvl xmlns:w="http://schemas.openxmlformats.org/wordprocessingml/2006/main" w:ilvl="6">
+        <w:rFonts w:ascii="Wingdings" w:hAnsi="Wingdings" w:hint="default"/>
+      </w:rPr>
+    </w:lvl>
+    <w:lvl w:ilvl="6" w:tplc="FB64F322">
       <w:start w:val="1"/>
       <w:numFmt w:val="bullet"/>
       <w:lvlText w:val=""/>
@@ -938,10 +714,10 @@
         <w:ind w:left="5040" w:hanging="360"/>
       </w:pPr>
       <w:rPr>
-        <w:rFonts w:hint="default" w:ascii="Symbol" w:hAnsi="Symbol"/>
-      </w:rPr>
-    </w:lvl>
-    <w:lvl xmlns:w="http://schemas.openxmlformats.org/wordprocessingml/2006/main" w:ilvl="7">
+        <w:rFonts w:ascii="Symbol" w:hAnsi="Symbol" w:hint="default"/>
+      </w:rPr>
+    </w:lvl>
+    <w:lvl w:ilvl="7" w:tplc="0944C464">
       <w:start w:val="1"/>
       <w:numFmt w:val="bullet"/>
       <w:lvlText w:val="o"/>
@@ -950,10 +726,10 @@
         <w:ind w:left="5760" w:hanging="360"/>
       </w:pPr>
       <w:rPr>
-        <w:rFonts w:hint="default" w:ascii="Courier New" w:hAnsi="Courier New"/>
-      </w:rPr>
-    </w:lvl>
-    <w:lvl xmlns:w="http://schemas.openxmlformats.org/wordprocessingml/2006/main" w:ilvl="8">
+        <w:rFonts w:ascii="Courier New" w:hAnsi="Courier New" w:hint="default"/>
+      </w:rPr>
+    </w:lvl>
+    <w:lvl w:ilvl="8" w:tplc="ABE4C098">
       <w:start w:val="1"/>
       <w:numFmt w:val="bullet"/>
       <w:lvlText w:val=""/>
@@ -962,74 +738,373 @@
         <w:ind w:left="6480" w:hanging="360"/>
       </w:pPr>
       <w:rPr>
-        <w:rFonts w:hint="default" w:ascii="Wingdings" w:hAnsi="Wingdings"/>
+        <w:rFonts w:ascii="Wingdings" w:hAnsi="Wingdings" w:hint="default"/>
       </w:rPr>
     </w:lvl>
   </w:abstractNum>
-  <w:abstractNum xmlns:w="http://schemas.openxmlformats.org/wordprocessingml/2006/main" w:abstractNumId="1">
-    <w:nsid w:val="335b8702"/>
-    <w:multiLevelType xmlns:w="http://schemas.openxmlformats.org/wordprocessingml/2006/main" w:val="hybridMultilevel"/>
-    <w:lvl xmlns:w="http://schemas.openxmlformats.org/wordprocessingml/2006/main" w:ilvl="0">
+  <w:abstractNum w:abstractNumId="2" w15:restartNumberingAfterBreak="0">
+    <w:nsid w:val="4093158A"/>
+    <w:multiLevelType w:val="multilevel"/>
+    <w:tmpl w:val="255A3E98"/>
+    <w:lvl w:ilvl="0">
       <w:start w:val="1"/>
       <w:numFmt w:val="bullet"/>
       <w:lvlText w:val=""/>
       <w:lvlJc w:val="left"/>
       <w:pPr>
+        <w:tabs>
+          <w:tab w:val="num" w:pos="720"/>
+        </w:tabs>
         <w:ind w:left="720" w:hanging="360"/>
       </w:pPr>
       <w:rPr>
-        <w:rFonts w:hint="default" w:ascii="Symbol" w:hAnsi="Symbol"/>
-      </w:rPr>
-    </w:lvl>
-    <w:lvl xmlns:w="http://schemas.openxmlformats.org/wordprocessingml/2006/main" w:ilvl="1">
+        <w:rFonts w:ascii="Symbol" w:hAnsi="Symbol" w:hint="default"/>
+        <w:sz w:val="20"/>
+      </w:rPr>
+    </w:lvl>
+    <w:lvl w:ilvl="1" w:tentative="1">
       <w:start w:val="1"/>
       <w:numFmt w:val="bullet"/>
       <w:lvlText w:val="o"/>
       <w:lvlJc w:val="left"/>
       <w:pPr>
+        <w:tabs>
+          <w:tab w:val="num" w:pos="1440"/>
+        </w:tabs>
         <w:ind w:left="1440" w:hanging="360"/>
       </w:pPr>
       <w:rPr>
-        <w:rFonts w:hint="default" w:ascii="Courier New" w:hAnsi="Courier New"/>
-      </w:rPr>
-    </w:lvl>
-    <w:lvl xmlns:w="http://schemas.openxmlformats.org/wordprocessingml/2006/main" w:ilvl="2">
-      <w:start w:val="1"/>
-      <w:numFmt w:val="bullet"/>
-      <w:lvlText w:val=""/>
-      <w:lvlJc w:val="left"/>
-      <w:pPr>
+        <w:rFonts w:ascii="Courier New" w:hAnsi="Courier New" w:hint="default"/>
+        <w:sz w:val="20"/>
+      </w:rPr>
+    </w:lvl>
+    <w:lvl w:ilvl="2" w:tentative="1">
+      <w:start w:val="1"/>
+      <w:numFmt w:val="bullet"/>
+      <w:lvlText w:val=""/>
+      <w:lvlJc w:val="left"/>
+      <w:pPr>
+        <w:tabs>
+          <w:tab w:val="num" w:pos="2160"/>
+        </w:tabs>
         <w:ind w:left="2160" w:hanging="360"/>
       </w:pPr>
       <w:rPr>
-        <w:rFonts w:hint="default" w:ascii="Wingdings" w:hAnsi="Wingdings"/>
-      </w:rPr>
-    </w:lvl>
-    <w:lvl xmlns:w="http://schemas.openxmlformats.org/wordprocessingml/2006/main" w:ilvl="3">
+        <w:rFonts w:ascii="Wingdings" w:hAnsi="Wingdings" w:hint="default"/>
+        <w:sz w:val="20"/>
+      </w:rPr>
+    </w:lvl>
+    <w:lvl w:ilvl="3" w:tentative="1">
+      <w:start w:val="1"/>
+      <w:numFmt w:val="bullet"/>
+      <w:lvlText w:val=""/>
+      <w:lvlJc w:val="left"/>
+      <w:pPr>
+        <w:tabs>
+          <w:tab w:val="num" w:pos="2880"/>
+        </w:tabs>
+        <w:ind w:left="2880" w:hanging="360"/>
+      </w:pPr>
+      <w:rPr>
+        <w:rFonts w:ascii="Wingdings" w:hAnsi="Wingdings" w:hint="default"/>
+        <w:sz w:val="20"/>
+      </w:rPr>
+    </w:lvl>
+    <w:lvl w:ilvl="4" w:tentative="1">
+      <w:start w:val="1"/>
+      <w:numFmt w:val="bullet"/>
+      <w:lvlText w:val=""/>
+      <w:lvlJc w:val="left"/>
+      <w:pPr>
+        <w:tabs>
+          <w:tab w:val="num" w:pos="3600"/>
+        </w:tabs>
+        <w:ind w:left="3600" w:hanging="360"/>
+      </w:pPr>
+      <w:rPr>
+        <w:rFonts w:ascii="Wingdings" w:hAnsi="Wingdings" w:hint="default"/>
+        <w:sz w:val="20"/>
+      </w:rPr>
+    </w:lvl>
+    <w:lvl w:ilvl="5" w:tentative="1">
+      <w:start w:val="1"/>
+      <w:numFmt w:val="bullet"/>
+      <w:lvlText w:val=""/>
+      <w:lvlJc w:val="left"/>
+      <w:pPr>
+        <w:tabs>
+          <w:tab w:val="num" w:pos="4320"/>
+        </w:tabs>
+        <w:ind w:left="4320" w:hanging="360"/>
+      </w:pPr>
+      <w:rPr>
+        <w:rFonts w:ascii="Wingdings" w:hAnsi="Wingdings" w:hint="default"/>
+        <w:sz w:val="20"/>
+      </w:rPr>
+    </w:lvl>
+    <w:lvl w:ilvl="6" w:tentative="1">
+      <w:start w:val="1"/>
+      <w:numFmt w:val="bullet"/>
+      <w:lvlText w:val=""/>
+      <w:lvlJc w:val="left"/>
+      <w:pPr>
+        <w:tabs>
+          <w:tab w:val="num" w:pos="5040"/>
+        </w:tabs>
+        <w:ind w:left="5040" w:hanging="360"/>
+      </w:pPr>
+      <w:rPr>
+        <w:rFonts w:ascii="Wingdings" w:hAnsi="Wingdings" w:hint="default"/>
+        <w:sz w:val="20"/>
+      </w:rPr>
+    </w:lvl>
+    <w:lvl w:ilvl="7" w:tentative="1">
+      <w:start w:val="1"/>
+      <w:numFmt w:val="bullet"/>
+      <w:lvlText w:val=""/>
+      <w:lvlJc w:val="left"/>
+      <w:pPr>
+        <w:tabs>
+          <w:tab w:val="num" w:pos="5760"/>
+        </w:tabs>
+        <w:ind w:left="5760" w:hanging="360"/>
+      </w:pPr>
+      <w:rPr>
+        <w:rFonts w:ascii="Wingdings" w:hAnsi="Wingdings" w:hint="default"/>
+        <w:sz w:val="20"/>
+      </w:rPr>
+    </w:lvl>
+    <w:lvl w:ilvl="8" w:tentative="1">
+      <w:start w:val="1"/>
+      <w:numFmt w:val="bullet"/>
+      <w:lvlText w:val=""/>
+      <w:lvlJc w:val="left"/>
+      <w:pPr>
+        <w:tabs>
+          <w:tab w:val="num" w:pos="6480"/>
+        </w:tabs>
+        <w:ind w:left="6480" w:hanging="360"/>
+      </w:pPr>
+      <w:rPr>
+        <w:rFonts w:ascii="Wingdings" w:hAnsi="Wingdings" w:hint="default"/>
+        <w:sz w:val="20"/>
+      </w:rPr>
+    </w:lvl>
+  </w:abstractNum>
+  <w:abstractNum w:abstractNumId="3" w15:restartNumberingAfterBreak="0">
+    <w:nsid w:val="599561C7"/>
+    <w:multiLevelType w:val="multilevel"/>
+    <w:tmpl w:val="B6CAF2D0"/>
+    <w:lvl w:ilvl="0">
       <w:start w:val="1"/>
       <w:numFmt w:val="bullet"/>
       <w:lvlText w:val=""/>
       <w:lvlJc w:val="left"/>
       <w:pPr>
+        <w:tabs>
+          <w:tab w:val="num" w:pos="720"/>
+        </w:tabs>
+        <w:ind w:left="720" w:hanging="360"/>
+      </w:pPr>
+      <w:rPr>
+        <w:rFonts w:ascii="Symbol" w:hAnsi="Symbol" w:hint="default"/>
+        <w:sz w:val="20"/>
+      </w:rPr>
+    </w:lvl>
+    <w:lvl w:ilvl="1" w:tentative="1">
+      <w:start w:val="1"/>
+      <w:numFmt w:val="bullet"/>
+      <w:lvlText w:val="o"/>
+      <w:lvlJc w:val="left"/>
+      <w:pPr>
+        <w:tabs>
+          <w:tab w:val="num" w:pos="1440"/>
+        </w:tabs>
+        <w:ind w:left="1440" w:hanging="360"/>
+      </w:pPr>
+      <w:rPr>
+        <w:rFonts w:ascii="Courier New" w:hAnsi="Courier New" w:hint="default"/>
+        <w:sz w:val="20"/>
+      </w:rPr>
+    </w:lvl>
+    <w:lvl w:ilvl="2" w:tentative="1">
+      <w:start w:val="1"/>
+      <w:numFmt w:val="bullet"/>
+      <w:lvlText w:val=""/>
+      <w:lvlJc w:val="left"/>
+      <w:pPr>
+        <w:tabs>
+          <w:tab w:val="num" w:pos="2160"/>
+        </w:tabs>
+        <w:ind w:left="2160" w:hanging="360"/>
+      </w:pPr>
+      <w:rPr>
+        <w:rFonts w:ascii="Wingdings" w:hAnsi="Wingdings" w:hint="default"/>
+        <w:sz w:val="20"/>
+      </w:rPr>
+    </w:lvl>
+    <w:lvl w:ilvl="3" w:tentative="1">
+      <w:start w:val="1"/>
+      <w:numFmt w:val="bullet"/>
+      <w:lvlText w:val=""/>
+      <w:lvlJc w:val="left"/>
+      <w:pPr>
+        <w:tabs>
+          <w:tab w:val="num" w:pos="2880"/>
+        </w:tabs>
         <w:ind w:left="2880" w:hanging="360"/>
       </w:pPr>
       <w:rPr>
-        <w:rFonts w:hint="default" w:ascii="Symbol" w:hAnsi="Symbol"/>
-      </w:rPr>
-    </w:lvl>
-    <w:lvl xmlns:w="http://schemas.openxmlformats.org/wordprocessingml/2006/main" w:ilvl="4">
+        <w:rFonts w:ascii="Wingdings" w:hAnsi="Wingdings" w:hint="default"/>
+        <w:sz w:val="20"/>
+      </w:rPr>
+    </w:lvl>
+    <w:lvl w:ilvl="4" w:tentative="1">
+      <w:start w:val="1"/>
+      <w:numFmt w:val="bullet"/>
+      <w:lvlText w:val=""/>
+      <w:lvlJc w:val="left"/>
+      <w:pPr>
+        <w:tabs>
+          <w:tab w:val="num" w:pos="3600"/>
+        </w:tabs>
+        <w:ind w:left="3600" w:hanging="360"/>
+      </w:pPr>
+      <w:rPr>
+        <w:rFonts w:ascii="Wingdings" w:hAnsi="Wingdings" w:hint="default"/>
+        <w:sz w:val="20"/>
+      </w:rPr>
+    </w:lvl>
+    <w:lvl w:ilvl="5" w:tentative="1">
+      <w:start w:val="1"/>
+      <w:numFmt w:val="bullet"/>
+      <w:lvlText w:val=""/>
+      <w:lvlJc w:val="left"/>
+      <w:pPr>
+        <w:tabs>
+          <w:tab w:val="num" w:pos="4320"/>
+        </w:tabs>
+        <w:ind w:left="4320" w:hanging="360"/>
+      </w:pPr>
+      <w:rPr>
+        <w:rFonts w:ascii="Wingdings" w:hAnsi="Wingdings" w:hint="default"/>
+        <w:sz w:val="20"/>
+      </w:rPr>
+    </w:lvl>
+    <w:lvl w:ilvl="6" w:tentative="1">
+      <w:start w:val="1"/>
+      <w:numFmt w:val="bullet"/>
+      <w:lvlText w:val=""/>
+      <w:lvlJc w:val="left"/>
+      <w:pPr>
+        <w:tabs>
+          <w:tab w:val="num" w:pos="5040"/>
+        </w:tabs>
+        <w:ind w:left="5040" w:hanging="360"/>
+      </w:pPr>
+      <w:rPr>
+        <w:rFonts w:ascii="Wingdings" w:hAnsi="Wingdings" w:hint="default"/>
+        <w:sz w:val="20"/>
+      </w:rPr>
+    </w:lvl>
+    <w:lvl w:ilvl="7" w:tentative="1">
+      <w:start w:val="1"/>
+      <w:numFmt w:val="bullet"/>
+      <w:lvlText w:val=""/>
+      <w:lvlJc w:val="left"/>
+      <w:pPr>
+        <w:tabs>
+          <w:tab w:val="num" w:pos="5760"/>
+        </w:tabs>
+        <w:ind w:left="5760" w:hanging="360"/>
+      </w:pPr>
+      <w:rPr>
+        <w:rFonts w:ascii="Wingdings" w:hAnsi="Wingdings" w:hint="default"/>
+        <w:sz w:val="20"/>
+      </w:rPr>
+    </w:lvl>
+    <w:lvl w:ilvl="8" w:tentative="1">
+      <w:start w:val="1"/>
+      <w:numFmt w:val="bullet"/>
+      <w:lvlText w:val=""/>
+      <w:lvlJc w:val="left"/>
+      <w:pPr>
+        <w:tabs>
+          <w:tab w:val="num" w:pos="6480"/>
+        </w:tabs>
+        <w:ind w:left="6480" w:hanging="360"/>
+      </w:pPr>
+      <w:rPr>
+        <w:rFonts w:ascii="Wingdings" w:hAnsi="Wingdings" w:hint="default"/>
+        <w:sz w:val="20"/>
+      </w:rPr>
+    </w:lvl>
+  </w:abstractNum>
+  <w:abstractNum w:abstractNumId="4" w15:restartNumberingAfterBreak="0">
+    <w:nsid w:val="6E7F32C3"/>
+    <w:multiLevelType w:val="hybridMultilevel"/>
+    <w:tmpl w:val="AA5C029C"/>
+    <w:lvl w:ilvl="0" w:tplc="85966400">
+      <w:start w:val="1"/>
+      <w:numFmt w:val="bullet"/>
+      <w:lvlText w:val=""/>
+      <w:lvlJc w:val="left"/>
+      <w:pPr>
+        <w:ind w:left="720" w:hanging="360"/>
+      </w:pPr>
+      <w:rPr>
+        <w:rFonts w:ascii="Symbol" w:hAnsi="Symbol" w:hint="default"/>
+      </w:rPr>
+    </w:lvl>
+    <w:lvl w:ilvl="1" w:tplc="D0BC56A4">
       <w:start w:val="1"/>
       <w:numFmt w:val="bullet"/>
       <w:lvlText w:val="o"/>
       <w:lvlJc w:val="left"/>
       <w:pPr>
+        <w:ind w:left="1440" w:hanging="360"/>
+      </w:pPr>
+      <w:rPr>
+        <w:rFonts w:ascii="Courier New" w:hAnsi="Courier New" w:hint="default"/>
+      </w:rPr>
+    </w:lvl>
+    <w:lvl w:ilvl="2" w:tplc="2EBE8A92">
+      <w:start w:val="1"/>
+      <w:numFmt w:val="bullet"/>
+      <w:lvlText w:val=""/>
+      <w:lvlJc w:val="left"/>
+      <w:pPr>
+        <w:ind w:left="2160" w:hanging="360"/>
+      </w:pPr>
+      <w:rPr>
+        <w:rFonts w:ascii="Wingdings" w:hAnsi="Wingdings" w:hint="default"/>
+      </w:rPr>
+    </w:lvl>
+    <w:lvl w:ilvl="3" w:tplc="A5FC4826">
+      <w:start w:val="1"/>
+      <w:numFmt w:val="bullet"/>
+      <w:lvlText w:val=""/>
+      <w:lvlJc w:val="left"/>
+      <w:pPr>
+        <w:ind w:left="2880" w:hanging="360"/>
+      </w:pPr>
+      <w:rPr>
+        <w:rFonts w:ascii="Symbol" w:hAnsi="Symbol" w:hint="default"/>
+      </w:rPr>
+    </w:lvl>
+    <w:lvl w:ilvl="4" w:tplc="2848C9A8">
+      <w:start w:val="1"/>
+      <w:numFmt w:val="bullet"/>
+      <w:lvlText w:val="o"/>
+      <w:lvlJc w:val="left"/>
+      <w:pPr>
         <w:ind w:left="3600" w:hanging="360"/>
       </w:pPr>
       <w:rPr>
-        <w:rFonts w:hint="default" w:ascii="Courier New" w:hAnsi="Courier New"/>
-      </w:rPr>
-    </w:lvl>
-    <w:lvl xmlns:w="http://schemas.openxmlformats.org/wordprocessingml/2006/main" w:ilvl="5">
+        <w:rFonts w:ascii="Courier New" w:hAnsi="Courier New" w:hint="default"/>
+      </w:rPr>
+    </w:lvl>
+    <w:lvl w:ilvl="5" w:tplc="C136E1CA">
       <w:start w:val="1"/>
       <w:numFmt w:val="bullet"/>
       <w:lvlText w:val=""/>
@@ -1038,10 +1113,10 @@
         <w:ind w:left="4320" w:hanging="360"/>
       </w:pPr>
       <w:rPr>
-        <w:rFonts w:hint="default" w:ascii="Wingdings" w:hAnsi="Wingdings"/>
-      </w:rPr>
-    </w:lvl>
-    <w:lvl xmlns:w="http://schemas.openxmlformats.org/wordprocessingml/2006/main" w:ilvl="6">
+        <w:rFonts w:ascii="Wingdings" w:hAnsi="Wingdings" w:hint="default"/>
+      </w:rPr>
+    </w:lvl>
+    <w:lvl w:ilvl="6" w:tplc="8604C846">
       <w:start w:val="1"/>
       <w:numFmt w:val="bullet"/>
       <w:lvlText w:val=""/>
@@ -1050,10 +1125,10 @@
         <w:ind w:left="5040" w:hanging="360"/>
       </w:pPr>
       <w:rPr>
-        <w:rFonts w:hint="default" w:ascii="Symbol" w:hAnsi="Symbol"/>
-      </w:rPr>
-    </w:lvl>
-    <w:lvl xmlns:w="http://schemas.openxmlformats.org/wordprocessingml/2006/main" w:ilvl="7">
+        <w:rFonts w:ascii="Symbol" w:hAnsi="Symbol" w:hint="default"/>
+      </w:rPr>
+    </w:lvl>
+    <w:lvl w:ilvl="7" w:tplc="E41485CA">
       <w:start w:val="1"/>
       <w:numFmt w:val="bullet"/>
       <w:lvlText w:val="o"/>
@@ -1062,10 +1137,10 @@
         <w:ind w:left="5760" w:hanging="360"/>
       </w:pPr>
       <w:rPr>
-        <w:rFonts w:hint="default" w:ascii="Courier New" w:hAnsi="Courier New"/>
-      </w:rPr>
-    </w:lvl>
-    <w:lvl xmlns:w="http://schemas.openxmlformats.org/wordprocessingml/2006/main" w:ilvl="8">
+        <w:rFonts w:ascii="Courier New" w:hAnsi="Courier New" w:hint="default"/>
+      </w:rPr>
+    </w:lvl>
+    <w:lvl w:ilvl="8" w:tplc="18A4CA70">
       <w:start w:val="1"/>
       <w:numFmt w:val="bullet"/>
       <w:lvlText w:val=""/>
@@ -1074,25 +1149,186 @@
         <w:ind w:left="6480" w:hanging="360"/>
       </w:pPr>
       <w:rPr>
-        <w:rFonts w:hint="default" w:ascii="Wingdings" w:hAnsi="Wingdings"/>
+        <w:rFonts w:ascii="Wingdings" w:hAnsi="Wingdings" w:hint="default"/>
       </w:rPr>
     </w:lvl>
   </w:abstractNum>
-  <w:num w:numId="2">
+  <w:abstractNum w:abstractNumId="5" w15:restartNumberingAfterBreak="0">
+    <w:nsid w:val="720E648C"/>
+    <w:multiLevelType w:val="multilevel"/>
+    <w:tmpl w:val="567A07D6"/>
+    <w:lvl w:ilvl="0">
+      <w:start w:val="1"/>
+      <w:numFmt w:val="bullet"/>
+      <w:lvlText w:val=""/>
+      <w:lvlJc w:val="left"/>
+      <w:pPr>
+        <w:tabs>
+          <w:tab w:val="num" w:pos="720"/>
+        </w:tabs>
+        <w:ind w:left="720" w:hanging="360"/>
+      </w:pPr>
+      <w:rPr>
+        <w:rFonts w:ascii="Symbol" w:hAnsi="Symbol" w:hint="default"/>
+        <w:sz w:val="20"/>
+      </w:rPr>
+    </w:lvl>
+    <w:lvl w:ilvl="1" w:tentative="1">
+      <w:start w:val="1"/>
+      <w:numFmt w:val="bullet"/>
+      <w:lvlText w:val="o"/>
+      <w:lvlJc w:val="left"/>
+      <w:pPr>
+        <w:tabs>
+          <w:tab w:val="num" w:pos="1440"/>
+        </w:tabs>
+        <w:ind w:left="1440" w:hanging="360"/>
+      </w:pPr>
+      <w:rPr>
+        <w:rFonts w:ascii="Courier New" w:hAnsi="Courier New" w:hint="default"/>
+        <w:sz w:val="20"/>
+      </w:rPr>
+    </w:lvl>
+    <w:lvl w:ilvl="2" w:tentative="1">
+      <w:start w:val="1"/>
+      <w:numFmt w:val="bullet"/>
+      <w:lvlText w:val=""/>
+      <w:lvlJc w:val="left"/>
+      <w:pPr>
+        <w:tabs>
+          <w:tab w:val="num" w:pos="2160"/>
+        </w:tabs>
+        <w:ind w:left="2160" w:hanging="360"/>
+      </w:pPr>
+      <w:rPr>
+        <w:rFonts w:ascii="Wingdings" w:hAnsi="Wingdings" w:hint="default"/>
+        <w:sz w:val="20"/>
+      </w:rPr>
+    </w:lvl>
+    <w:lvl w:ilvl="3" w:tentative="1">
+      <w:start w:val="1"/>
+      <w:numFmt w:val="bullet"/>
+      <w:lvlText w:val=""/>
+      <w:lvlJc w:val="left"/>
+      <w:pPr>
+        <w:tabs>
+          <w:tab w:val="num" w:pos="2880"/>
+        </w:tabs>
+        <w:ind w:left="2880" w:hanging="360"/>
+      </w:pPr>
+      <w:rPr>
+        <w:rFonts w:ascii="Wingdings" w:hAnsi="Wingdings" w:hint="default"/>
+        <w:sz w:val="20"/>
+      </w:rPr>
+    </w:lvl>
+    <w:lvl w:ilvl="4" w:tentative="1">
+      <w:start w:val="1"/>
+      <w:numFmt w:val="bullet"/>
+      <w:lvlText w:val=""/>
+      <w:lvlJc w:val="left"/>
+      <w:pPr>
+        <w:tabs>
+          <w:tab w:val="num" w:pos="3600"/>
+        </w:tabs>
+        <w:ind w:left="3600" w:hanging="360"/>
+      </w:pPr>
+      <w:rPr>
+        <w:rFonts w:ascii="Wingdings" w:hAnsi="Wingdings" w:hint="default"/>
+        <w:sz w:val="20"/>
+      </w:rPr>
+    </w:lvl>
+    <w:lvl w:ilvl="5" w:tentative="1">
+      <w:start w:val="1"/>
+      <w:numFmt w:val="bullet"/>
+      <w:lvlText w:val=""/>
+      <w:lvlJc w:val="left"/>
+      <w:pPr>
+        <w:tabs>
+          <w:tab w:val="num" w:pos="4320"/>
+        </w:tabs>
+        <w:ind w:left="4320" w:hanging="360"/>
+      </w:pPr>
+      <w:rPr>
+        <w:rFonts w:ascii="Wingdings" w:hAnsi="Wingdings" w:hint="default"/>
+        <w:sz w:val="20"/>
+      </w:rPr>
+    </w:lvl>
+    <w:lvl w:ilvl="6" w:tentative="1">
+      <w:start w:val="1"/>
+      <w:numFmt w:val="bullet"/>
+      <w:lvlText w:val=""/>
+      <w:lvlJc w:val="left"/>
+      <w:pPr>
+        <w:tabs>
+          <w:tab w:val="num" w:pos="5040"/>
+        </w:tabs>
+        <w:ind w:left="5040" w:hanging="360"/>
+      </w:pPr>
+      <w:rPr>
+        <w:rFonts w:ascii="Wingdings" w:hAnsi="Wingdings" w:hint="default"/>
+        <w:sz w:val="20"/>
+      </w:rPr>
+    </w:lvl>
+    <w:lvl w:ilvl="7" w:tentative="1">
+      <w:start w:val="1"/>
+      <w:numFmt w:val="bullet"/>
+      <w:lvlText w:val=""/>
+      <w:lvlJc w:val="left"/>
+      <w:pPr>
+        <w:tabs>
+          <w:tab w:val="num" w:pos="5760"/>
+        </w:tabs>
+        <w:ind w:left="5760" w:hanging="360"/>
+      </w:pPr>
+      <w:rPr>
+        <w:rFonts w:ascii="Wingdings" w:hAnsi="Wingdings" w:hint="default"/>
+        <w:sz w:val="20"/>
+      </w:rPr>
+    </w:lvl>
+    <w:lvl w:ilvl="8" w:tentative="1">
+      <w:start w:val="1"/>
+      <w:numFmt w:val="bullet"/>
+      <w:lvlText w:val=""/>
+      <w:lvlJc w:val="left"/>
+      <w:pPr>
+        <w:tabs>
+          <w:tab w:val="num" w:pos="6480"/>
+        </w:tabs>
+        <w:ind w:left="6480" w:hanging="360"/>
+      </w:pPr>
+      <w:rPr>
+        <w:rFonts w:ascii="Wingdings" w:hAnsi="Wingdings" w:hint="default"/>
+        <w:sz w:val="20"/>
+      </w:rPr>
+    </w:lvl>
+  </w:abstractNum>
+  <w:num w:numId="1" w16cid:durableId="1671758278">
+    <w:abstractNumId w:val="4"/>
+  </w:num>
+  <w:num w:numId="2" w16cid:durableId="1964801708">
+    <w:abstractNumId w:val="1"/>
+  </w:num>
+  <w:num w:numId="3" w16cid:durableId="1482889967">
     <w:abstractNumId w:val="2"/>
   </w:num>
-  <w:num w:numId="1">
-    <w:abstractNumId w:val="1"/>
+  <w:num w:numId="4" w16cid:durableId="181550362">
+    <w:abstractNumId w:val="5"/>
+  </w:num>
+  <w:num w:numId="5" w16cid:durableId="1297641796">
+    <w:abstractNumId w:val="3"/>
+  </w:num>
+  <w:num w:numId="6" w16cid:durableId="2106461123">
+    <w:abstractNumId w:val="0"/>
   </w:num>
 </w:numbering>
 </file>
 
 <file path=word/styles.xml><?xml version="1.0" encoding="utf-8"?>
-<w:styles xmlns:wp14="http://schemas.microsoft.com/office/word/2010/wordprocessingDrawing" xmlns:mc="http://schemas.openxmlformats.org/markup-compatibility/2006" xmlns:r="http://schemas.openxmlformats.org/officeDocument/2006/relationships" xmlns:w="http://schemas.openxmlformats.org/wordprocessingml/2006/main" xmlns:w14="http://schemas.microsoft.com/office/word/2010/wordml" xmlns:w15="http://schemas.microsoft.com/office/word/2012/wordml" xmlns:w16se="http://schemas.microsoft.com/office/word/2015/wordml/symex" xmlns:w16cid="http://schemas.microsoft.com/office/word/2016/wordml/cid" xmlns:w16="http://schemas.microsoft.com/office/word/2018/wordml" xmlns:w16cex="http://schemas.microsoft.com/office/word/2018/wordml/cex" xmlns:w16sdtdh="http://schemas.microsoft.com/office/word/2020/wordml/sdtdatahash" xmlns:w16sdtfl="http://schemas.microsoft.com/office/word/2024/wordml/sdtformatlock" mc:Ignorable="w14 w15 wp14 w16se w16cid w16 w16cex w16sdtdh w16sdtfl">
+<w:styles xmlns:mc="http://schemas.openxmlformats.org/markup-compatibility/2006" xmlns:r="http://schemas.openxmlformats.org/officeDocument/2006/relationships" xmlns:w="http://schemas.openxmlformats.org/wordprocessingml/2006/main" xmlns:w14="http://schemas.microsoft.com/office/word/2010/wordml" xmlns:w15="http://schemas.microsoft.com/office/word/2012/wordml" xmlns:w16cex="http://schemas.microsoft.com/office/word/2018/wordml/cex" xmlns:w16cid="http://schemas.microsoft.com/office/word/2016/wordml/cid" xmlns:w16="http://schemas.microsoft.com/office/word/2018/wordml" xmlns:w16du="http://schemas.microsoft.com/office/word/2023/wordml/word16du" xmlns:w16sdtdh="http://schemas.microsoft.com/office/word/2020/wordml/sdtdatahash" xmlns:w16sdtfl="http://schemas.microsoft.com/office/word/2024/wordml/sdtformatlock" xmlns:w16se="http://schemas.microsoft.com/office/word/2015/wordml/symex" mc:Ignorable="w14 w15 w16se w16cid w16 w16cex w16sdtdh w16sdtfl w16du">
   <w:docDefaults>
     <w:rPrDefault>
       <w:rPr>
-        <w:rFonts w:asciiTheme="minorHAnsi" w:hAnsiTheme="minorHAnsi" w:eastAsiaTheme="minorHAnsi" w:cstheme="minorBidi"/>
+        <w:rFonts w:asciiTheme="minorHAnsi" w:eastAsiaTheme="minorHAnsi" w:hAnsiTheme="minorHAnsi" w:cstheme="minorBidi"/>
         <w:sz w:val="24"/>
         <w:szCs w:val="24"/>
         <w:lang w:val="pt-PT" w:eastAsia="en-US" w:bidi="ar-SA"/>
@@ -1104,17 +1340,17 @@
       </w:pPr>
     </w:pPrDefault>
   </w:docDefaults>
-  <w:latentStyles w:defLockedState="0" w:defUIPriority="99" w:defSemiHidden="0" w:defUnhideWhenUsed="0" w:defQFormat="0" w:count="371">
+  <w:latentStyles w:defLockedState="0" w:defUIPriority="99" w:defSemiHidden="0" w:defUnhideWhenUsed="0" w:defQFormat="0" w:count="376">
     <w:lsdException w:name="Normal" w:uiPriority="0" w:qFormat="1"/>
     <w:lsdException w:name="heading 1" w:uiPriority="9" w:qFormat="1"/>
-    <w:lsdException w:name="heading 2" w:uiPriority="9" w:semiHidden="1" w:unhideWhenUsed="1" w:qFormat="1"/>
-    <w:lsdException w:name="heading 3" w:uiPriority="9" w:semiHidden="1" w:unhideWhenUsed="1" w:qFormat="1"/>
-    <w:lsdException w:name="heading 4" w:uiPriority="9" w:semiHidden="1" w:unhideWhenUsed="1" w:qFormat="1"/>
-    <w:lsdException w:name="heading 5" w:uiPriority="9" w:semiHidden="1" w:unhideWhenUsed="1" w:qFormat="1"/>
-    <w:lsdException w:name="heading 6" w:uiPriority="9" w:semiHidden="1" w:unhideWhenUsed="1" w:qFormat="1"/>
-    <w:lsdException w:name="heading 7" w:uiPriority="9" w:semiHidden="1" w:unhideWhenUsed="1" w:qFormat="1"/>
-    <w:lsdException w:name="heading 8" w:uiPriority="9" w:semiHidden="1" w:unhideWhenUsed="1" w:qFormat="1"/>
-    <w:lsdException w:name="heading 9" w:uiPriority="9" w:semiHidden="1" w:unhideWhenUsed="1" w:qFormat="1"/>
+    <w:lsdException w:name="heading 2" w:semiHidden="1" w:uiPriority="9" w:unhideWhenUsed="1" w:qFormat="1"/>
+    <w:lsdException w:name="heading 3" w:semiHidden="1" w:uiPriority="9" w:unhideWhenUsed="1" w:qFormat="1"/>
+    <w:lsdException w:name="heading 4" w:semiHidden="1" w:uiPriority="9" w:unhideWhenUsed="1" w:qFormat="1"/>
+    <w:lsdException w:name="heading 5" w:semiHidden="1" w:uiPriority="9" w:unhideWhenUsed="1" w:qFormat="1"/>
+    <w:lsdException w:name="heading 6" w:semiHidden="1" w:uiPriority="9" w:unhideWhenUsed="1" w:qFormat="1"/>
+    <w:lsdException w:name="heading 7" w:semiHidden="1" w:uiPriority="9" w:unhideWhenUsed="1" w:qFormat="1"/>
+    <w:lsdException w:name="heading 8" w:semiHidden="1" w:uiPriority="9" w:unhideWhenUsed="1" w:qFormat="1"/>
+    <w:lsdException w:name="heading 9" w:semiHidden="1" w:uiPriority="9" w:unhideWhenUsed="1" w:qFormat="1"/>
     <w:lsdException w:name="index 1" w:semiHidden="1" w:unhideWhenUsed="1"/>
     <w:lsdException w:name="index 2" w:semiHidden="1" w:unhideWhenUsed="1"/>
     <w:lsdException w:name="index 3" w:semiHidden="1" w:unhideWhenUsed="1"/>
@@ -1124,22 +1360,22 @@
     <w:lsdException w:name="index 7" w:semiHidden="1" w:unhideWhenUsed="1"/>
     <w:lsdException w:name="index 8" w:semiHidden="1" w:unhideWhenUsed="1"/>
     <w:lsdException w:name="index 9" w:semiHidden="1" w:unhideWhenUsed="1"/>
-    <w:lsdException w:name="toc 1" w:uiPriority="39" w:semiHidden="1" w:unhideWhenUsed="1"/>
-    <w:lsdException w:name="toc 2" w:uiPriority="39" w:semiHidden="1" w:unhideWhenUsed="1"/>
-    <w:lsdException w:name="toc 3" w:uiPriority="39" w:semiHidden="1" w:unhideWhenUsed="1"/>
-    <w:lsdException w:name="toc 4" w:uiPriority="39" w:semiHidden="1" w:unhideWhenUsed="1"/>
-    <w:lsdException w:name="toc 5" w:uiPriority="39" w:semiHidden="1" w:unhideWhenUsed="1"/>
-    <w:lsdException w:name="toc 6" w:uiPriority="39" w:semiHidden="1" w:unhideWhenUsed="1"/>
-    <w:lsdException w:name="toc 7" w:uiPriority="39" w:semiHidden="1" w:unhideWhenUsed="1"/>
-    <w:lsdException w:name="toc 8" w:uiPriority="39" w:semiHidden="1" w:unhideWhenUsed="1"/>
-    <w:lsdException w:name="toc 9" w:uiPriority="39" w:semiHidden="1" w:unhideWhenUsed="1"/>
+    <w:lsdException w:name="toc 1" w:semiHidden="1" w:uiPriority="39" w:unhideWhenUsed="1"/>
+    <w:lsdException w:name="toc 2" w:semiHidden="1" w:uiPriority="39" w:unhideWhenUsed="1"/>
+    <w:lsdException w:name="toc 3" w:semiHidden="1" w:uiPriority="39" w:unhideWhenUsed="1"/>
+    <w:lsdException w:name="toc 4" w:semiHidden="1" w:uiPriority="39" w:unhideWhenUsed="1"/>
+    <w:lsdException w:name="toc 5" w:semiHidden="1" w:uiPriority="39" w:unhideWhenUsed="1"/>
+    <w:lsdException w:name="toc 6" w:semiHidden="1" w:uiPriority="39" w:unhideWhenUsed="1"/>
+    <w:lsdException w:name="toc 7" w:semiHidden="1" w:uiPriority="39" w:unhideWhenUsed="1"/>
+    <w:lsdException w:name="toc 8" w:semiHidden="1" w:uiPriority="39" w:unhideWhenUsed="1"/>
+    <w:lsdException w:name="toc 9" w:semiHidden="1" w:uiPriority="39" w:unhideWhenUsed="1"/>
     <w:lsdException w:name="Normal Indent" w:semiHidden="1" w:unhideWhenUsed="1"/>
     <w:lsdException w:name="footnote text" w:semiHidden="1" w:unhideWhenUsed="1"/>
     <w:lsdException w:name="annotation text" w:semiHidden="1" w:unhideWhenUsed="1"/>
     <w:lsdException w:name="header" w:semiHidden="1" w:unhideWhenUsed="1"/>
     <w:lsdException w:name="footer" w:semiHidden="1" w:unhideWhenUsed="1"/>
     <w:lsdException w:name="index heading" w:semiHidden="1" w:unhideWhenUsed="1"/>
-    <w:lsdException w:name="caption" w:uiPriority="35" w:semiHidden="1" w:unhideWhenUsed="1" w:qFormat="1"/>
+    <w:lsdException w:name="caption" w:semiHidden="1" w:uiPriority="35" w:unhideWhenUsed="1" w:qFormat="1"/>
     <w:lsdException w:name="table of figures" w:semiHidden="1" w:unhideWhenUsed="1"/>
     <w:lsdException w:name="envelope address" w:semiHidden="1" w:unhideWhenUsed="1"/>
     <w:lsdException w:name="envelope return" w:semiHidden="1" w:unhideWhenUsed="1"/>
@@ -1170,7 +1406,7 @@
     <w:lsdException w:name="Title" w:uiPriority="10" w:qFormat="1"/>
     <w:lsdException w:name="Closing" w:semiHidden="1" w:unhideWhenUsed="1"/>
     <w:lsdException w:name="Signature" w:semiHidden="1" w:unhideWhenUsed="1"/>
-    <w:lsdException w:name="Default Paragraph Font" w:uiPriority="1" w:semiHidden="1" w:unhideWhenUsed="1"/>
+    <w:lsdException w:name="Default Paragraph Font" w:semiHidden="1" w:uiPriority="1" w:unhideWhenUsed="1"/>
     <w:lsdException w:name="Body Text" w:semiHidden="1" w:unhideWhenUsed="1"/>
     <w:lsdException w:name="Body Text Indent" w:semiHidden="1" w:unhideWhenUsed="1"/>
     <w:lsdException w:name="List Continue" w:semiHidden="1" w:unhideWhenUsed="1"/>
@@ -1370,8 +1606,8 @@
     <w:lsdException w:name="Subtle Reference" w:uiPriority="31" w:qFormat="1"/>
     <w:lsdException w:name="Intense Reference" w:uiPriority="32" w:qFormat="1"/>
     <w:lsdException w:name="Book Title" w:uiPriority="33" w:qFormat="1"/>
-    <w:lsdException w:name="Bibliography" w:uiPriority="37" w:semiHidden="1" w:unhideWhenUsed="1"/>
-    <w:lsdException w:name="TOC Heading" w:uiPriority="39" w:semiHidden="1" w:unhideWhenUsed="1" w:qFormat="1"/>
+    <w:lsdException w:name="Bibliography" w:semiHidden="1" w:uiPriority="37" w:unhideWhenUsed="1"/>
+    <w:lsdException w:name="TOC Heading" w:semiHidden="1" w:uiPriority="39" w:unhideWhenUsed="1" w:qFormat="1"/>
     <w:lsdException w:name="Plain Table 1" w:uiPriority="41"/>
     <w:lsdException w:name="Plain Table 2" w:uiPriority="42"/>
     <w:lsdException w:name="Plain Table 3" w:uiPriority="43"/>
@@ -1476,18 +1712,43 @@
     <w:lsdException w:name="List Table 5 Dark Accent 6" w:uiPriority="50"/>
     <w:lsdException w:name="List Table 6 Colorful Accent 6" w:uiPriority="51"/>
     <w:lsdException w:name="List Table 7 Colorful Accent 6" w:uiPriority="52"/>
+    <w:lsdException w:name="Mention" w:semiHidden="1" w:unhideWhenUsed="1"/>
+    <w:lsdException w:name="Smart Hyperlink" w:semiHidden="1" w:unhideWhenUsed="1"/>
+    <w:lsdException w:name="Hashtag" w:semiHidden="1" w:unhideWhenUsed="1"/>
+    <w:lsdException w:name="Unresolved Mention" w:semiHidden="1" w:unhideWhenUsed="1"/>
+    <w:lsdException w:name="Smart Link" w:semiHidden="1" w:unhideWhenUsed="1"/>
   </w:latentStyles>
-  <w:style w:type="paragraph" w:styleId="Normal" w:default="1">
+  <w:style w:type="paragraph" w:default="1" w:styleId="Normal">
     <w:name w:val="Normal"/>
     <w:qFormat/>
   </w:style>
-  <w:style w:type="character" w:styleId="DefaultParagraphFont" w:default="1">
+  <w:style w:type="paragraph" w:styleId="Heading2">
+    <w:name w:val="heading 2"/>
+    <w:basedOn w:val="Normal"/>
+    <w:next w:val="Normal"/>
+    <w:link w:val="Heading2Char"/>
+    <w:uiPriority w:val="9"/>
+    <w:unhideWhenUsed/>
+    <w:qFormat/>
+    <w:pPr>
+      <w:keepNext/>
+      <w:keepLines/>
+      <w:spacing w:before="160" w:after="80"/>
+      <w:outlineLvl w:val="1"/>
+    </w:pPr>
+    <w:rPr>
+      <w:rFonts w:asciiTheme="majorHAnsi" w:eastAsiaTheme="majorEastAsia" w:hAnsiTheme="majorHAnsi" w:cstheme="majorBidi"/>
+      <w:color w:val="0F4761" w:themeColor="accent1" w:themeShade="BF"/>
+      <w:sz w:val="32"/>
+      <w:szCs w:val="32"/>
+    </w:rPr>
+  </w:style>
+  <w:style w:type="character" w:default="1" w:styleId="DefaultParagraphFont">
     <w:name w:val="Default Paragraph Font"/>
     <w:uiPriority w:val="1"/>
-    <w:semiHidden/>
     <w:unhideWhenUsed/>
   </w:style>
-  <w:style w:type="table" w:styleId="TableNormal" w:default="1">
+  <w:style w:type="table" w:default="1" w:styleId="TableNormal">
     <w:name w:val="Normal Table"/>
     <w:uiPriority w:val="99"/>
     <w:semiHidden/>
@@ -1502,114 +1763,86 @@
       </w:tblCellMar>
     </w:tblPr>
   </w:style>
-  <w:style w:type="numbering" w:styleId="NoList" w:default="1">
+  <w:style w:type="numbering" w:default="1" w:styleId="NoList">
     <w:name w:val="No List"/>
     <w:uiPriority w:val="99"/>
     <w:semiHidden/>
     <w:unhideWhenUsed/>
   </w:style>
-  <w:style xmlns:w14="http://schemas.microsoft.com/office/word/2010/wordml" xmlns:mc="http://schemas.openxmlformats.org/markup-compatibility/2006" xmlns:w="http://schemas.openxmlformats.org/wordprocessingml/2006/main" w:type="character" w:styleId="Heading2Char" w:customStyle="1" mc:Ignorable="w14">
-    <w:name xmlns:w="http://schemas.openxmlformats.org/wordprocessingml/2006/main" w:val="Heading 2 Char"/>
-    <w:basedOn xmlns:w="http://schemas.openxmlformats.org/wordprocessingml/2006/main" w:val="DefaultParagraphFont"/>
-    <w:link xmlns:w="http://schemas.openxmlformats.org/wordprocessingml/2006/main" w:val="Heading2"/>
-    <w:uiPriority xmlns:w="http://schemas.openxmlformats.org/wordprocessingml/2006/main" w:val="9"/>
-    <w:rPr xmlns:w="http://schemas.openxmlformats.org/wordprocessingml/2006/main">
-      <w:rFonts w:asciiTheme="majorHAnsi" w:hAnsiTheme="majorHAnsi" w:eastAsiaTheme="majorEastAsia" w:cstheme="majorBidi"/>
+  <w:style w:type="character" w:customStyle="1" w:styleId="Heading2Char">
+    <w:name w:val="Heading 2 Char"/>
+    <w:basedOn w:val="DefaultParagraphFont"/>
+    <w:link w:val="Heading2"/>
+    <w:uiPriority w:val="9"/>
+    <w:rPr>
+      <w:rFonts w:asciiTheme="majorHAnsi" w:eastAsiaTheme="majorEastAsia" w:hAnsiTheme="majorHAnsi" w:cstheme="majorBidi"/>
       <w:color w:val="0F4761" w:themeColor="accent1" w:themeShade="BF"/>
       <w:sz w:val="32"/>
       <w:szCs w:val="32"/>
     </w:rPr>
   </w:style>
-  <w:style xmlns:w14="http://schemas.microsoft.com/office/word/2010/wordml" xmlns:mc="http://schemas.openxmlformats.org/markup-compatibility/2006" xmlns:w="http://schemas.openxmlformats.org/wordprocessingml/2006/main" w:type="paragraph" w:styleId="Heading2" mc:Ignorable="w14">
-    <w:name xmlns:w="http://schemas.openxmlformats.org/wordprocessingml/2006/main" w:val="heading 2"/>
-    <w:basedOn xmlns:w="http://schemas.openxmlformats.org/wordprocessingml/2006/main" w:val="Normal"/>
-    <w:next xmlns:w="http://schemas.openxmlformats.org/wordprocessingml/2006/main" w:val="Normal"/>
-    <w:link xmlns:w="http://schemas.openxmlformats.org/wordprocessingml/2006/main" w:val="Heading2Char"/>
-    <w:uiPriority xmlns:w="http://schemas.openxmlformats.org/wordprocessingml/2006/main" w:val="9"/>
-    <w:unhideWhenUsed xmlns:w="http://schemas.openxmlformats.org/wordprocessingml/2006/main"/>
-    <w:qFormat xmlns:w="http://schemas.openxmlformats.org/wordprocessingml/2006/main"/>
-    <w:pPr xmlns:w="http://schemas.openxmlformats.org/wordprocessingml/2006/main">
-      <w:keepNext xmlns:w="http://schemas.openxmlformats.org/wordprocessingml/2006/main"/>
-      <w:keepLines xmlns:w="http://schemas.openxmlformats.org/wordprocessingml/2006/main"/>
-      <w:spacing xmlns:w="http://schemas.openxmlformats.org/wordprocessingml/2006/main" w:before="160" w:after="80"/>
-      <w:outlineLvl xmlns:w="http://schemas.openxmlformats.org/wordprocessingml/2006/main" w:val="1"/>
-    </w:pPr>
-    <w:rPr xmlns:w="http://schemas.openxmlformats.org/wordprocessingml/2006/main">
-      <w:rFonts w:asciiTheme="majorHAnsi" w:hAnsiTheme="majorHAnsi" w:eastAsiaTheme="majorEastAsia" w:cstheme="majorBidi"/>
-      <w:color w:val="0F4761" w:themeColor="accent1" w:themeShade="BF"/>
-      <w:sz w:val="32"/>
-      <w:szCs w:val="32"/>
-    </w:rPr>
-  </w:style>
-  <w:style xmlns:w14="http://schemas.microsoft.com/office/word/2010/wordml" xmlns:mc="http://schemas.openxmlformats.org/markup-compatibility/2006" xmlns:w="http://schemas.openxmlformats.org/wordprocessingml/2006/main" w:type="paragraph" w:styleId="ListParagraph" mc:Ignorable="w14">
-    <w:name xmlns:w="http://schemas.openxmlformats.org/wordprocessingml/2006/main" w:val="List Paragraph"/>
-    <w:basedOn xmlns:w="http://schemas.openxmlformats.org/wordprocessingml/2006/main" w:val="Normal"/>
-    <w:uiPriority xmlns:w="http://schemas.openxmlformats.org/wordprocessingml/2006/main" w:val="34"/>
-    <w:qFormat xmlns:w="http://schemas.openxmlformats.org/wordprocessingml/2006/main"/>
-    <w:pPr xmlns:w="http://schemas.openxmlformats.org/wordprocessingml/2006/main">
-      <w:ind xmlns:w="http://schemas.openxmlformats.org/wordprocessingml/2006/main" w:left="720"/>
-      <w:contextualSpacing xmlns:w="http://schemas.openxmlformats.org/wordprocessingml/2006/main"/>
+  <w:style w:type="paragraph" w:styleId="ListParagraph">
+    <w:name w:val="List Paragraph"/>
+    <w:basedOn w:val="Normal"/>
+    <w:uiPriority w:val="34"/>
+    <w:qFormat/>
+    <w:pPr>
+      <w:ind w:left="720"/>
+      <w:contextualSpacing/>
     </w:pPr>
   </w:style>
   <w:style w:type="paragraph" w:styleId="Header">
-    <w:uiPriority w:val="99"/>
     <w:name w:val="header"/>
     <w:basedOn w:val="Normal"/>
+    <w:uiPriority w:val="99"/>
     <w:unhideWhenUsed/>
     <w:rsid w:val="077F97EF"/>
     <w:pPr>
       <w:tabs>
-        <w:tab w:val="center" w:leader="none" w:pos="4680"/>
-        <w:tab w:val="right" w:leader="none" w:pos="9360"/>
+        <w:tab w:val="center" w:pos="4680"/>
+        <w:tab w:val="right" w:pos="9360"/>
       </w:tabs>
       <w:spacing w:after="0" w:line="240" w:lineRule="auto"/>
     </w:pPr>
   </w:style>
   <w:style w:type="paragraph" w:styleId="Footer">
-    <w:uiPriority w:val="99"/>
     <w:name w:val="footer"/>
     <w:basedOn w:val="Normal"/>
+    <w:uiPriority w:val="99"/>
     <w:unhideWhenUsed/>
     <w:rsid w:val="077F97EF"/>
     <w:pPr>
       <w:tabs>
-        <w:tab w:val="center" w:leader="none" w:pos="4680"/>
-        <w:tab w:val="right" w:leader="none" w:pos="9360"/>
+        <w:tab w:val="center" w:pos="4680"/>
+        <w:tab w:val="right" w:pos="9360"/>
       </w:tabs>
       <w:spacing w:after="0" w:line="240" w:lineRule="auto"/>
     </w:pPr>
   </w:style>
-  <w:style xmlns:w="http://schemas.openxmlformats.org/wordprocessingml/2006/main" w:type="table" w:styleId="TableGrid">
-    <w:name xmlns:w="http://schemas.openxmlformats.org/wordprocessingml/2006/main" w:val="Table Grid"/>
-    <w:basedOn xmlns:w="http://schemas.openxmlformats.org/wordprocessingml/2006/main" w:val="TableNormal"/>
-    <w:uiPriority xmlns:w="http://schemas.openxmlformats.org/wordprocessingml/2006/main" w:val="59"/>
-    <w:rsid xmlns:w="http://schemas.openxmlformats.org/wordprocessingml/2006/main" w:val="00FB4123"/>
-    <w:pPr xmlns:w="http://schemas.openxmlformats.org/wordprocessingml/2006/main">
+  <w:style w:type="table" w:styleId="TableGrid">
+    <w:name w:val="Table Grid"/>
+    <w:basedOn w:val="TableNormal"/>
+    <w:uiPriority w:val="59"/>
+    <w:rsid w:val="00FB4123"/>
+    <w:pPr>
       <w:spacing w:after="0" w:line="240" w:lineRule="auto"/>
     </w:pPr>
-    <w:tblPr xmlns:w="http://schemas.openxmlformats.org/wordprocessingml/2006/main">
-      <w:tblInd w:w="0" w:type="dxa"/>
+    <w:tblPr>
       <w:tblBorders>
-        <w:top w:val="single" w:color="000000" w:themeColor="text1" w:sz="4" w:space="0"/>
-        <w:left w:val="single" w:color="000000" w:themeColor="text1" w:sz="4" w:space="0"/>
-        <w:bottom w:val="single" w:color="000000" w:themeColor="text1" w:sz="4" w:space="0"/>
-        <w:right w:val="single" w:color="000000" w:themeColor="text1" w:sz="4" w:space="0"/>
-        <w:insideH w:val="single" w:color="000000" w:themeColor="text1" w:sz="4" w:space="0"/>
-        <w:insideV w:val="single" w:color="000000" w:themeColor="text1" w:sz="4" w:space="0"/>
+        <w:top w:val="single" w:sz="4" w:space="0" w:color="000000" w:themeColor="text1"/>
+        <w:left w:val="single" w:sz="4" w:space="0" w:color="000000" w:themeColor="text1"/>
+        <w:bottom w:val="single" w:sz="4" w:space="0" w:color="000000" w:themeColor="text1"/>
+        <w:right w:val="single" w:sz="4" w:space="0" w:color="000000" w:themeColor="text1"/>
+        <w:insideH w:val="single" w:sz="4" w:space="0" w:color="000000" w:themeColor="text1"/>
+        <w:insideV w:val="single" w:sz="4" w:space="0" w:color="000000" w:themeColor="text1"/>
       </w:tblBorders>
-      <w:tblCellMar>
-        <w:top w:w="0" w:type="dxa"/>
-        <w:left w:w="108" w:type="dxa"/>
-        <w:bottom w:w="0" w:type="dxa"/>
-        <w:right w:w="108" w:type="dxa"/>
-      </w:tblCellMar>
     </w:tblPr>
   </w:style>
 </w:styles>
 </file>
 
 <file path=word/theme/theme1.xml><?xml version="1.0" encoding="utf-8"?>
-<a:theme xmlns:thm15="http://schemas.microsoft.com/office/thememl/2012/main" xmlns:a="http://schemas.openxmlformats.org/drawingml/2006/main" name="Office Theme">
+<a:theme xmlns:a="http://schemas.openxmlformats.org/drawingml/2006/main" name="Office Theme">
   <a:themeElements>
     <a:clrScheme name="Office">
       <a:dk1>
